--- a/taskboard/要件定義書.docx
+++ b/taskboard/要件定義書.docx
@@ -360,6 +360,19 @@
       <w:pPr>
         <w:pStyle w:val="ListParagraph"/>
         <w:numPr>
+          <w:ilvl w:val="1"/>
+          <w:numId w:val="3"/>
+        </w:numPr>
+        <w:spacing w:after="60" w:before="0"/>
+      </w:pPr>
+      <w:r>
+        <w:t xml:space="preserve">サーバー(8080番)とデータベース(5432番)は、どちらもこのPCからだけ接続できる設定にする(ログイン機能がないため、同じネットワークの他の機器には公開しない)</w:t>
+      </w:r>
+    </w:p>
+    <w:p>
+      <w:pPr>
+        <w:pStyle w:val="ListParagraph"/>
+        <w:numPr>
           <w:ilvl w:val="0"/>
           <w:numId w:val="3"/>
         </w:numPr>
@@ -391,7 +404,12 @@
         <w:pStyle w:val="Heading1"/>
       </w:pPr>
       <w:r>
-        <w:t xml:space="preserve">画面構成(簡易)</w:t>
+        <w:t xml:space="preserve">画面構成</w:t>
+      </w:r>
+    </w:p>
+    <w:p>
+      <w:r>
+        <w:t xml:space="preserve">1画面の構成。上から順に次の部分がある。</w:t>
       </w:r>
     </w:p>
     <w:p>
@@ -404,7 +422,14 @@
         <w:spacing w:after="60" w:before="0"/>
       </w:pPr>
       <w:r>
-        <w:t xml:space="preserve">ヘッダー(タイトル)</w:t>
+        <w:rPr>
+          <w:b/>
+          <w:bCs/>
+        </w:rPr>
+        <w:t xml:space="preserve">ヘッダー</w:t>
+      </w:r>
+      <w:r>
+        <w:t xml:space="preserve">: アプリ名「トレロ風タスク管理アプリ」</w:t>
       </w:r>
     </w:p>
     <w:p>
@@ -417,7 +442,14 @@
         <w:spacing w:after="60" w:before="0"/>
       </w:pPr>
       <w:r>
-        <w:t xml:space="preserve">3カラムのボード(各カラムの上部に並び替えメニュー)</w:t>
+        <w:rPr>
+          <w:b/>
+          <w:bCs/>
+        </w:rPr>
+        <w:t xml:space="preserve">お知らせ</w:t>
+      </w:r>
+      <w:r>
+        <w:t xml:space="preserve">: 追加・更新・削除・移動・並び順の変更の結果を、文字で表示する(失敗したときは赤い枠と「エラー:」の文字)</w:t>
       </w:r>
     </w:p>
     <w:p>
@@ -430,7 +462,170 @@
         <w:spacing w:after="60" w:before="0"/>
       </w:pPr>
       <w:r>
-        <w:t xml:space="preserve">カード編集画面(ダイアログ): 内容・期限・優先度・カテゴリ・色を設定</w:t>
+        <w:rPr>
+          <w:b/>
+          <w:bCs/>
+        </w:rPr>
+        <w:t xml:space="preserve">使い方の説明</w:t>
+      </w:r>
+      <w:r>
+        <w:t xml:space="preserve">: ドラッグ&amp;ドロップと、キーボードでの移動方法を1行で表示する</w:t>
+      </w:r>
+    </w:p>
+    <w:p>
+      <w:pPr>
+        <w:pStyle w:val="ListParagraph"/>
+        <w:numPr>
+          <w:ilvl w:val="0"/>
+          <w:numId w:val="3"/>
+        </w:numPr>
+        <w:spacing w:after="60" w:before="0"/>
+      </w:pPr>
+      <w:r>
+        <w:rPr>
+          <w:b/>
+          <w:bCs/>
+        </w:rPr>
+        <w:t xml:space="preserve">3列のボード</w:t>
+      </w:r>
+      <w:r>
+        <w:t xml:space="preserve">(未着手・進行中・完了。常に横に並び、画面が狭いときは横にスクロールする)</w:t>
+      </w:r>
+    </w:p>
+    <w:p>
+      <w:pPr>
+        <w:pStyle w:val="ListParagraph"/>
+        <w:numPr>
+          <w:ilvl w:val="1"/>
+          <w:numId w:val="3"/>
+        </w:numPr>
+        <w:spacing w:after="60" w:before="0"/>
+      </w:pPr>
+      <w:r>
+        <w:t xml:space="preserve">列の見出し: 列の名前と件数</w:t>
+      </w:r>
+    </w:p>
+    <w:p>
+      <w:pPr>
+        <w:pStyle w:val="ListParagraph"/>
+        <w:numPr>
+          <w:ilvl w:val="1"/>
+          <w:numId w:val="3"/>
+        </w:numPr>
+        <w:spacing w:after="60" w:before="0"/>
+      </w:pPr>
+      <w:r>
+        <w:t xml:space="preserve">並び順メニュー: 手動 / 期限が近い順 / 優先度が高い順 / カテゴリ順。手動以外のときは「並べ替えるには手動にしてください」と案内を出す</w:t>
+      </w:r>
+    </w:p>
+    <w:p>
+      <w:pPr>
+        <w:pStyle w:val="ListParagraph"/>
+        <w:numPr>
+          <w:ilvl w:val="1"/>
+          <w:numId w:val="3"/>
+        </w:numPr>
+        <w:spacing w:after="60" w:before="0"/>
+      </w:pPr>
+      <w:r>
+        <w:t xml:space="preserve">「＋ カードを追加」ボタン</w:t>
+      </w:r>
+    </w:p>
+    <w:p>
+      <w:pPr>
+        <w:pStyle w:val="ListParagraph"/>
+        <w:numPr>
+          <w:ilvl w:val="1"/>
+          <w:numId w:val="3"/>
+        </w:numPr>
+        <w:spacing w:after="60" w:before="0"/>
+      </w:pPr>
+      <w:r>
+        <w:t xml:space="preserve">カード: 内容、「期限切れ」「今日まで」「明日まで」の注意、期限、優先度、カテゴリ、色名と、「編集」「削除」ボタン。並び順が手動の列では「↑ 上へ」「↓ 下へ」ボタンも出す</w:t>
+      </w:r>
+    </w:p>
+    <w:p>
+      <w:pPr>
+        <w:pStyle w:val="ListParagraph"/>
+        <w:numPr>
+          <w:ilvl w:val="0"/>
+          <w:numId w:val="3"/>
+        </w:numPr>
+        <w:spacing w:after="60" w:before="0"/>
+      </w:pPr>
+      <w:r>
+        <w:rPr>
+          <w:b/>
+          <w:bCs/>
+        </w:rPr>
+        <w:t xml:space="preserve">カードの追加・編集画面</w:t>
+      </w:r>
+      <w:r>
+        <w:t xml:space="preserve">(ダイアログ): 内容(必須)・状態・期限・優先度・カテゴリ・色を設定する。入力ミスは赤い文字で知らせる</w:t>
+      </w:r>
+    </w:p>
+    <w:p>
+      <w:pPr>
+        <w:pStyle w:val="ListParagraph"/>
+        <w:numPr>
+          <w:ilvl w:val="0"/>
+          <w:numId w:val="3"/>
+        </w:numPr>
+        <w:spacing w:after="60" w:before="0"/>
+      </w:pPr>
+      <w:r>
+        <w:rPr>
+          <w:b/>
+          <w:bCs/>
+        </w:rPr>
+        <w:t xml:space="preserve">削除の確認画面</w:t>
+      </w:r>
+      <w:r>
+        <w:t xml:space="preserve">(ダイアログ): 「削除すると元に戻せません」と表示し、最初は「やめる」が選ばれている</w:t>
+      </w:r>
+    </w:p>
+    <w:p>
+      <w:r>
+        <w:t xml:space="preserve">操作のしかた:</w:t>
+      </w:r>
+    </w:p>
+    <w:p>
+      <w:pPr>
+        <w:pStyle w:val="ListParagraph"/>
+        <w:numPr>
+          <w:ilvl w:val="0"/>
+          <w:numId w:val="3"/>
+        </w:numPr>
+        <w:spacing w:after="60" w:before="0"/>
+      </w:pPr>
+      <w:r>
+        <w:t xml:space="preserve">マウスでカードをドラッグして、別の列や好きな位置へ移動できる(移動先の列は点線で囲まれ、手動の列では入る位置に線が出る)</w:t>
+      </w:r>
+    </w:p>
+    <w:p>
+      <w:pPr>
+        <w:pStyle w:val="ListParagraph"/>
+        <w:numPr>
+          <w:ilvl w:val="0"/>
+          <w:numId w:val="3"/>
+        </w:numPr>
+        <w:spacing w:after="60" w:before="0"/>
+      </w:pPr>
+      <w:r>
+        <w:t xml:space="preserve">キーボードだけでも、すべての操作ができる(「上へ」「下へ」ボタン、編集画面の「状態」、Esc キーで画面を閉じる)</w:t>
+      </w:r>
+    </w:p>
+    <w:p>
+      <w:pPr>
+        <w:pStyle w:val="ListParagraph"/>
+        <w:numPr>
+          <w:ilvl w:val="0"/>
+          <w:numId w:val="3"/>
+        </w:numPr>
+        <w:spacing w:after="60" w:before="0"/>
+      </w:pPr>
+      <w:r>
+        <w:t xml:space="preserve">日付が変わると、開いたままでも「今日まで」「期限切れ」などの表示が自動で変わる</w:t>
       </w:r>
     </w:p>
     <w:p>
@@ -8416,7 +8611,7 @@
         <w:t xml:space="preserve">http://localhost:8080/tasksboard.html</w:t>
       </w:r>
       <w:r>
-        <w:t xml:space="preserve"> を開く</w:t>
+        <w:t xml:space="preserve"> を開く(このPCのブラウザからだけ開ける)</w:t>
       </w:r>
     </w:p>
     <w:p>

--- a/taskboard/要件定義書.docx
+++ b/taskboard/要件定義書.docx
@@ -324,6 +324,172 @@
     </w:p>
     <w:p>
       <w:pPr>
+        <w:pStyle w:val="ListParagraph"/>
+        <w:numPr>
+          <w:ilvl w:val="0"/>
+          <w:numId w:val="2"/>
+        </w:numPr>
+        <w:spacing w:after="60" w:before="0"/>
+      </w:pPr>
+      <w:r>
+        <w:t xml:space="preserve">ゴミ箱: 「削除」したカードはすぐには消さず、ゴミ箱に移す</w:t>
+      </w:r>
+    </w:p>
+    <w:p>
+      <w:pPr>
+        <w:pStyle w:val="ListParagraph"/>
+        <w:numPr>
+          <w:ilvl w:val="1"/>
+          <w:numId w:val="3"/>
+        </w:numPr>
+        <w:spacing w:after="60" w:before="0"/>
+      </w:pPr>
+      <w:r>
+        <w:t xml:space="preserve">画面上部の「ゴミ箱(○件)」から、元に戻す(元の列の末尾に戻る)・完全に削除・ゴミ箱を空にする ができる</w:t>
+      </w:r>
+    </w:p>
+    <w:p>
+      <w:pPr>
+        <w:pStyle w:val="ListParagraph"/>
+        <w:numPr>
+          <w:ilvl w:val="1"/>
+          <w:numId w:val="3"/>
+        </w:numPr>
+        <w:spacing w:after="60" w:before="0"/>
+      </w:pPr>
+      <w:r>
+        <w:t xml:space="preserve">完全に削除とゴミ箱を空にするは元に戻せないので、押したあとに確認を出す(二段階)</w:t>
+      </w:r>
+    </w:p>
+    <w:p>
+      <w:pPr>
+        <w:pStyle w:val="ListParagraph"/>
+        <w:numPr>
+          <w:ilvl w:val="1"/>
+          <w:numId w:val="3"/>
+        </w:numPr>
+        <w:spacing w:after="60" w:before="0"/>
+      </w:pPr>
+      <w:r>
+        <w:t xml:space="preserve">ゴミ箱に入れてから30日たったカードは、自動で完全に削除する(ゴミ箱の画面に「あと○日で完全に削除」と表示)</w:t>
+      </w:r>
+    </w:p>
+    <w:p>
+      <w:pPr>
+        <w:pStyle w:val="ListParagraph"/>
+        <w:numPr>
+          <w:ilvl w:val="0"/>
+          <w:numId w:val="2"/>
+        </w:numPr>
+        <w:spacing w:after="60" w:before="0"/>
+      </w:pPr>
+      <w:r>
+        <w:t xml:space="preserve">操作履歴: 追加・編集・移動・ゴミ箱へ・元に戻す・完全に削除のたびに、「いつ・どのカードを・何をして・どう変わったか」を記録する</w:t>
+      </w:r>
+    </w:p>
+    <w:p>
+      <w:pPr>
+        <w:pStyle w:val="ListParagraph"/>
+        <w:numPr>
+          <w:ilvl w:val="1"/>
+          <w:numId w:val="3"/>
+        </w:numPr>
+        <w:spacing w:after="60" w:before="0"/>
+      </w:pPr>
+      <w:r>
+        <w:t xml:space="preserve">画面上部の「操作履歴」から、新しい順に最大100件を見られる</w:t>
+      </w:r>
+    </w:p>
+    <w:p>
+      <w:pPr>
+        <w:pStyle w:val="ListParagraph"/>
+        <w:numPr>
+          <w:ilvl w:val="1"/>
+          <w:numId w:val="3"/>
+        </w:numPr>
+        <w:spacing w:after="60" w:before="0"/>
+      </w:pPr>
+      <w:r>
+        <w:t xml:space="preserve">編集の履歴には、変わった項目だけを「優先度: 中 → 高」のように残す</w:t>
+      </w:r>
+    </w:p>
+    <w:p>
+      <w:pPr>
+        <w:pStyle w:val="ListParagraph"/>
+        <w:numPr>
+          <w:ilvl w:val="1"/>
+          <w:numId w:val="3"/>
+        </w:numPr>
+        <w:spacing w:after="60" w:before="0"/>
+      </w:pPr>
+      <w:r>
+        <w:t xml:space="preserve">カードを完全に削除しても、そのカードの履歴は残す</w:t>
+      </w:r>
+    </w:p>
+    <w:p>
+      <w:pPr>
+        <w:pStyle w:val="ListParagraph"/>
+        <w:numPr>
+          <w:ilvl w:val="0"/>
+          <w:numId w:val="2"/>
+        </w:numPr>
+        <w:spacing w:after="60" w:before="0"/>
+      </w:pPr>
+      <w:r>
+        <w:t xml:space="preserve">最終更新日時: カードごとに作成日時と最終更新日時を記録し、編集画面に表示する</w:t>
+      </w:r>
+    </w:p>
+    <w:p>
+      <w:pPr>
+        <w:pStyle w:val="ListParagraph"/>
+        <w:numPr>
+          <w:ilvl w:val="1"/>
+          <w:numId w:val="3"/>
+        </w:numPr>
+        <w:spacing w:after="60" w:before="0"/>
+      </w:pPr>
+      <w:r>
+        <w:t xml:space="preserve">編集・列の移動・並び位置の変更で更新する(ほかのカードを動かしたことによる並び位置の振り直しでは変えない)</w:t>
+      </w:r>
+    </w:p>
+    <w:p>
+      <w:pPr>
+        <w:pStyle w:val="ListParagraph"/>
+        <w:numPr>
+          <w:ilvl w:val="0"/>
+          <w:numId w:val="2"/>
+        </w:numPr>
+        <w:spacing w:after="60" w:before="0"/>
+      </w:pPr>
+      <w:r>
+        <w:t xml:space="preserve">ログの保存: サーバーのログを </w:t>
+      </w:r>
+      <w:r>
+        <w:rPr>
+          <w:rFonts w:ascii="BIZ UDゴシック" w:cs="BIZ UDゴシック" w:eastAsia="BIZ UDゴシック" w:hAnsi="BIZ UDゴシック"/>
+          <w:shd w:fill="E8E8E8" w:color="auto" w:val="clear"/>
+        </w:rPr>
+        <w:t xml:space="preserve">taskboard/logs/taskboard.log</w:t>
+      </w:r>
+      <w:r>
+        <w:t xml:space="preserve"> に保存する(10MB ごとに切り替え、30日分を残す。git には入れない)</w:t>
+      </w:r>
+    </w:p>
+    <w:p>
+      <w:pPr>
+        <w:pStyle w:val="ListParagraph"/>
+        <w:numPr>
+          <w:ilvl w:val="1"/>
+          <w:numId w:val="3"/>
+        </w:numPr>
+        <w:spacing w:after="60" w:before="0"/>
+      </w:pPr>
+      <w:r>
+        <w:t xml:space="preserve">操作履歴と同じ内容も1行ずつ書く。自動テストのときはファイルに書かない</w:t>
+      </w:r>
+    </w:p>
+    <w:p>
+      <w:pPr>
         <w:pStyle w:val="Heading1"/>
       </w:pPr>
       <w:r>
@@ -429,7 +595,7 @@
         <w:t xml:space="preserve">ヘッダー</w:t>
       </w:r>
       <w:r>
-        <w:t xml:space="preserve">: アプリ名「トレロ風タスク管理アプリ」</w:t>
+        <w:t xml:space="preserve">: アプリ名「トレロ風タスク管理アプリ」と、「操作履歴」「ゴミ箱(○件)」ボタン</w:t>
       </w:r>
     </w:p>
     <w:p>
@@ -561,7 +727,7 @@
         <w:t xml:space="preserve">カードの追加・編集画面</w:t>
       </w:r>
       <w:r>
-        <w:t xml:space="preserve">(ダイアログ): 内容(必須)・状態・期限・優先度・カテゴリ・色を設定する。入力ミスは赤い文字で知らせる</w:t>
+        <w:t xml:space="preserve">(ダイアログ): 内容(必須)・状態・期限・優先度・カテゴリ・色を設定する。入力ミスは赤い文字で知らせる。編集のときは作成日時と最終更新日時も表示する</w:t>
       </w:r>
     </w:p>
     <w:p>
@@ -581,7 +747,52 @@
         <w:t xml:space="preserve">削除の確認画面</w:t>
       </w:r>
       <w:r>
-        <w:t xml:space="preserve">(ダイアログ): 「削除すると元に戻せません」と表示し、最初は「やめる」が選ばれている</w:t>
+        <w:t xml:space="preserve">(ダイアログ): 「ゴミ箱に移します。ゴミ箱から元に戻せます」と表示し、最初は「やめる」が選ばれている</w:t>
+      </w:r>
+    </w:p>
+    <w:p>
+      <w:pPr>
+        <w:pStyle w:val="ListParagraph"/>
+        <w:numPr>
+          <w:ilvl w:val="0"/>
+          <w:numId w:val="3"/>
+        </w:numPr>
+        <w:spacing w:after="60" w:before="0"/>
+      </w:pPr>
+      <w:r>
+        <w:rPr>
+          <w:b/>
+          <w:bCs/>
+        </w:rPr>
+        <w:t xml:space="preserve">ゴミ箱の画面</w:t>
+      </w:r>
+      <w:r>
+        <w:t xml:space="preserve">(ダイアログ): ゴミ箱のカードごとに、元の列・削除した日時・「あと○日で完全に削除」と、「元に戻す」「完全に削除」ボタン。上部に「ゴミ箱を空にする」ボタン。結果は画面の中に表示する</w:t>
+      </w:r>
+    </w:p>
+    <w:p>
+      <w:pPr>
+        <w:pStyle w:val="ListParagraph"/>
+        <w:numPr>
+          <w:ilvl w:val="0"/>
+          <w:numId w:val="3"/>
+        </w:numPr>
+        <w:spacing w:after="60" w:before="0"/>
+      </w:pPr>
+      <w:r>
+        <w:rPr>
+          <w:b/>
+          <w:bCs/>
+        </w:rPr>
+        <w:t xml:space="preserve">操作履歴の画面</w:t>
+      </w:r>
+      <w:r>
+        <w:t xml:space="preserve">(ダイアログ): 新しい順に、操作の種類(文字と枠の形で区別)・日時・カード名・変わった内容を表示する</w:t>
+      </w:r>
+    </w:p>
+    <w:p>
+      <w:r>
+        <w:t xml:space="preserve">ダイアログはどれも Esc キーか「閉じる」「やめる」で閉じられ、閉じると押したボタンにキーボードの位置が戻る。</w:t>
       </w:r>
     </w:p>
     <w:p>
@@ -1590,7 +1801,14 @@
         <w:spacing w:after="60" w:before="0"/>
       </w:pPr>
       <w:r>
-        <w:t xml:space="preserve">タスク(内容・状態・期限・優先度・カテゴリ・色・手動の並び位置)</w:t>
+        <w:rPr>
+          <w:rFonts w:ascii="BIZ UDゴシック" w:cs="BIZ UDゴシック" w:eastAsia="BIZ UDゴシック" w:hAnsi="BIZ UDゴシック"/>
+          <w:shd w:fill="E8E8E8" w:color="auto" w:val="clear"/>
+        </w:rPr>
+        <w:t xml:space="preserve">tasks</w:t>
+      </w:r>
+      <w:r>
+        <w:t xml:space="preserve">: タスク(内容・状態・期限・優先度・カテゴリ・色・手動の並び位置・作成日時・最終更新日時・ゴミ箱に入れた日時)。ゴミ箱に入れた日時が空のカードがボードに表示される</w:t>
       </w:r>
     </w:p>
     <w:p>
@@ -1603,7 +1821,67 @@
         <w:spacing w:after="60" w:before="0"/>
       </w:pPr>
       <w:r>
-        <w:t xml:space="preserve">カラムごとの並び順の設定</w:t>
+        <w:rPr>
+          <w:rFonts w:ascii="BIZ UDゴシック" w:cs="BIZ UDゴシック" w:eastAsia="BIZ UDゴシック" w:hAnsi="BIZ UDゴシック"/>
+          <w:shd w:fill="E8E8E8" w:color="auto" w:val="clear"/>
+        </w:rPr>
+        <w:t xml:space="preserve">task_history</w:t>
+      </w:r>
+      <w:r>
+        <w:t xml:space="preserve">: 操作履歴(カードの番号・そのときのカード名・操作の種類・説明・日時)。カードを完全に削除しても残すため、</w:t>
+      </w:r>
+      <w:r>
+        <w:rPr>
+          <w:rFonts w:ascii="BIZ UDゴシック" w:cs="BIZ UDゴシック" w:eastAsia="BIZ UDゴシック" w:hAnsi="BIZ UDゴシック"/>
+          <w:shd w:fill="E8E8E8" w:color="auto" w:val="clear"/>
+        </w:rPr>
+        <w:t xml:space="preserve">tasks</w:t>
+      </w:r>
+      <w:r>
+        <w:t xml:space="preserve"> とはつながりを持たせていない</w:t>
+      </w:r>
+    </w:p>
+    <w:p>
+      <w:pPr>
+        <w:pStyle w:val="ListParagraph"/>
+        <w:numPr>
+          <w:ilvl w:val="1"/>
+          <w:numId w:val="3"/>
+        </w:numPr>
+        <w:spacing w:after="60" w:before="0"/>
+      </w:pPr>
+      <w:r>
+        <w:rPr>
+          <w:rFonts w:ascii="BIZ UDゴシック" w:cs="BIZ UDゴシック" w:eastAsia="BIZ UDゴシック" w:hAnsi="BIZ UDゴシック"/>
+          <w:shd w:fill="E8E8E8" w:color="auto" w:val="clear"/>
+        </w:rPr>
+        <w:t xml:space="preserve">column_sorts</w:t>
+      </w:r>
+      <w:r>
+        <w:t xml:space="preserve">: カラムごとの並び順の設定</w:t>
+      </w:r>
+    </w:p>
+    <w:p>
+      <w:pPr>
+        <w:pStyle w:val="ListParagraph"/>
+        <w:numPr>
+          <w:ilvl w:val="0"/>
+          <w:numId w:val="3"/>
+        </w:numPr>
+        <w:spacing w:after="60" w:before="0"/>
+      </w:pPr>
+      <w:r>
+        <w:t xml:space="preserve">最終更新日時(</w:t>
+      </w:r>
+      <w:r>
+        <w:rPr>
+          <w:rFonts w:ascii="BIZ UDゴシック" w:cs="BIZ UDゴシック" w:eastAsia="BIZ UDゴシック" w:hAnsi="BIZ UDゴシック"/>
+          <w:shd w:fill="E8E8E8" w:color="auto" w:val="clear"/>
+        </w:rPr>
+        <w:t xml:space="preserve">updated_at</w:t>
+      </w:r>
+      <w:r>
+        <w:t xml:space="preserve">)には、データベース側の既定値(今の日時)も付けている(後から列を足したとき、すでにある行にも値が入るようにするため)</w:t>
       </w:r>
     </w:p>
     <w:p>
@@ -2297,7 +2575,7 @@
                 <w:sz w:val="24"/>
                 <w:szCs w:val="24"/>
               </w:rPr>
-              <w:t xml:space="preserve">タスクの削除</w:t>
+              <w:t xml:space="preserve">タスクの削除(ゴミ箱に移す)</w:t>
             </w:r>
           </w:p>
         </w:tc>
@@ -2730,6 +3008,626 @@
                 <w:shd w:fill="E8E8E8" w:color="auto" w:val="clear"/>
               </w:rPr>
               <w:t xml:space="preserve">/api/columns/{状態}/sort</w:t>
+            </w:r>
+          </w:p>
+        </w:tc>
+        <w:tc>
+          <w:tcPr>
+            <w:tcW w:type="dxa" w:w="1275"/>
+            <w:tcBorders>
+              <w:top w:val="single" w:color="555555" w:sz="8"/>
+              <w:left w:val="single" w:color="555555" w:sz="8"/>
+              <w:bottom w:val="single" w:color="555555" w:sz="8"/>
+              <w:right w:val="single" w:color="555555" w:sz="8"/>
+            </w:tcBorders>
+            <w:tcMar>
+              <w:top w:type="dxa" w:w="80"/>
+              <w:left w:type="dxa" w:w="120"/>
+              <w:bottom w:type="dxa" w:w="80"/>
+              <w:right w:type="dxa" w:w="120"/>
+            </w:tcMar>
+          </w:tcPr>
+          <w:p>
+            <w:pPr>
+              <w:spacing w:after="0" w:before="0" w:line="300"/>
+            </w:pPr>
+            <w:r>
+              <w:rPr>
+                <w:sz w:val="24"/>
+                <w:szCs w:val="24"/>
+              </w:rPr>
+              <w:t xml:space="preserve">実装済み</w:t>
+            </w:r>
+          </w:p>
+        </w:tc>
+      </w:tr>
+      <w:tr>
+        <w:trPr>
+          <w:cantSplit/>
+          <w:tblHeader w:val="off"/>
+        </w:trPr>
+        <w:tc>
+          <w:tcPr>
+            <w:tcW w:type="dxa" w:w="4380"/>
+            <w:tcBorders>
+              <w:top w:val="single" w:color="555555" w:sz="8"/>
+              <w:left w:val="single" w:color="555555" w:sz="8"/>
+              <w:bottom w:val="single" w:color="555555" w:sz="8"/>
+              <w:right w:val="single" w:color="555555" w:sz="8"/>
+            </w:tcBorders>
+            <w:tcMar>
+              <w:top w:type="dxa" w:w="80"/>
+              <w:left w:type="dxa" w:w="120"/>
+              <w:bottom w:type="dxa" w:w="80"/>
+              <w:right w:type="dxa" w:w="120"/>
+            </w:tcMar>
+          </w:tcPr>
+          <w:p>
+            <w:pPr>
+              <w:spacing w:after="0" w:before="0" w:line="300"/>
+            </w:pPr>
+            <w:r>
+              <w:rPr>
+                <w:sz w:val="24"/>
+                <w:szCs w:val="24"/>
+              </w:rPr>
+              <w:t xml:space="preserve">ゴミ箱の一覧</w:t>
+            </w:r>
+          </w:p>
+        </w:tc>
+        <w:tc>
+          <w:tcPr>
+            <w:tcW w:type="dxa" w:w="1272"/>
+            <w:tcBorders>
+              <w:top w:val="single" w:color="555555" w:sz="8"/>
+              <w:left w:val="single" w:color="555555" w:sz="8"/>
+              <w:bottom w:val="single" w:color="555555" w:sz="8"/>
+              <w:right w:val="single" w:color="555555" w:sz="8"/>
+            </w:tcBorders>
+            <w:tcMar>
+              <w:top w:type="dxa" w:w="80"/>
+              <w:left w:type="dxa" w:w="120"/>
+              <w:bottom w:type="dxa" w:w="80"/>
+              <w:right w:type="dxa" w:w="120"/>
+            </w:tcMar>
+          </w:tcPr>
+          <w:p>
+            <w:pPr>
+              <w:spacing w:after="0" w:before="0" w:line="300"/>
+            </w:pPr>
+            <w:r>
+              <w:rPr>
+                <w:sz w:val="24"/>
+                <w:szCs w:val="24"/>
+              </w:rPr>
+              <w:t xml:space="preserve">GET</w:t>
+            </w:r>
+          </w:p>
+        </w:tc>
+        <w:tc>
+          <w:tcPr>
+            <w:tcW w:type="dxa" w:w="2711"/>
+            <w:tcBorders>
+              <w:top w:val="single" w:color="555555" w:sz="8"/>
+              <w:left w:val="single" w:color="555555" w:sz="8"/>
+              <w:bottom w:val="single" w:color="555555" w:sz="8"/>
+              <w:right w:val="single" w:color="555555" w:sz="8"/>
+            </w:tcBorders>
+            <w:tcMar>
+              <w:top w:type="dxa" w:w="80"/>
+              <w:left w:type="dxa" w:w="120"/>
+              <w:bottom w:type="dxa" w:w="80"/>
+              <w:right w:type="dxa" w:w="120"/>
+            </w:tcMar>
+          </w:tcPr>
+          <w:p>
+            <w:pPr>
+              <w:spacing w:after="0" w:before="0" w:line="300"/>
+            </w:pPr>
+            <w:r>
+              <w:rPr>
+                <w:rFonts w:ascii="BIZ UDゴシック" w:cs="BIZ UDゴシック" w:eastAsia="BIZ UDゴシック" w:hAnsi="BIZ UDゴシック"/>
+                <w:sz w:val="24"/>
+                <w:szCs w:val="24"/>
+                <w:shd w:fill="E8E8E8" w:color="auto" w:val="clear"/>
+              </w:rPr>
+              <w:t xml:space="preserve">/api/trash</w:t>
+            </w:r>
+          </w:p>
+        </w:tc>
+        <w:tc>
+          <w:tcPr>
+            <w:tcW w:type="dxa" w:w="1275"/>
+            <w:tcBorders>
+              <w:top w:val="single" w:color="555555" w:sz="8"/>
+              <w:left w:val="single" w:color="555555" w:sz="8"/>
+              <w:bottom w:val="single" w:color="555555" w:sz="8"/>
+              <w:right w:val="single" w:color="555555" w:sz="8"/>
+            </w:tcBorders>
+            <w:tcMar>
+              <w:top w:type="dxa" w:w="80"/>
+              <w:left w:type="dxa" w:w="120"/>
+              <w:bottom w:type="dxa" w:w="80"/>
+              <w:right w:type="dxa" w:w="120"/>
+            </w:tcMar>
+          </w:tcPr>
+          <w:p>
+            <w:pPr>
+              <w:spacing w:after="0" w:before="0" w:line="300"/>
+            </w:pPr>
+            <w:r>
+              <w:rPr>
+                <w:sz w:val="24"/>
+                <w:szCs w:val="24"/>
+              </w:rPr>
+              <w:t xml:space="preserve">実装済み</w:t>
+            </w:r>
+          </w:p>
+        </w:tc>
+      </w:tr>
+      <w:tr>
+        <w:trPr>
+          <w:cantSplit/>
+          <w:tblHeader w:val="off"/>
+        </w:trPr>
+        <w:tc>
+          <w:tcPr>
+            <w:tcW w:type="dxa" w:w="4380"/>
+            <w:tcBorders>
+              <w:top w:val="single" w:color="555555" w:sz="8"/>
+              <w:left w:val="single" w:color="555555" w:sz="8"/>
+              <w:bottom w:val="single" w:color="555555" w:sz="8"/>
+              <w:right w:val="single" w:color="555555" w:sz="8"/>
+            </w:tcBorders>
+            <w:tcMar>
+              <w:top w:type="dxa" w:w="80"/>
+              <w:left w:type="dxa" w:w="120"/>
+              <w:bottom w:type="dxa" w:w="80"/>
+              <w:right w:type="dxa" w:w="120"/>
+            </w:tcMar>
+          </w:tcPr>
+          <w:p>
+            <w:pPr>
+              <w:spacing w:after="0" w:before="0" w:line="300"/>
+            </w:pPr>
+            <w:r>
+              <w:rPr>
+                <w:sz w:val="24"/>
+                <w:szCs w:val="24"/>
+              </w:rPr>
+              <w:t xml:space="preserve">ゴミ箱から元に戻す</w:t>
+            </w:r>
+          </w:p>
+        </w:tc>
+        <w:tc>
+          <w:tcPr>
+            <w:tcW w:type="dxa" w:w="1272"/>
+            <w:tcBorders>
+              <w:top w:val="single" w:color="555555" w:sz="8"/>
+              <w:left w:val="single" w:color="555555" w:sz="8"/>
+              <w:bottom w:val="single" w:color="555555" w:sz="8"/>
+              <w:right w:val="single" w:color="555555" w:sz="8"/>
+            </w:tcBorders>
+            <w:tcMar>
+              <w:top w:type="dxa" w:w="80"/>
+              <w:left w:type="dxa" w:w="120"/>
+              <w:bottom w:type="dxa" w:w="80"/>
+              <w:right w:type="dxa" w:w="120"/>
+            </w:tcMar>
+          </w:tcPr>
+          <w:p>
+            <w:pPr>
+              <w:spacing w:after="0" w:before="0" w:line="300"/>
+            </w:pPr>
+            <w:r>
+              <w:rPr>
+                <w:sz w:val="24"/>
+                <w:szCs w:val="24"/>
+              </w:rPr>
+              <w:t xml:space="preserve">POST</w:t>
+            </w:r>
+          </w:p>
+        </w:tc>
+        <w:tc>
+          <w:tcPr>
+            <w:tcW w:type="dxa" w:w="2711"/>
+            <w:tcBorders>
+              <w:top w:val="single" w:color="555555" w:sz="8"/>
+              <w:left w:val="single" w:color="555555" w:sz="8"/>
+              <w:bottom w:val="single" w:color="555555" w:sz="8"/>
+              <w:right w:val="single" w:color="555555" w:sz="8"/>
+            </w:tcBorders>
+            <w:tcMar>
+              <w:top w:type="dxa" w:w="80"/>
+              <w:left w:type="dxa" w:w="120"/>
+              <w:bottom w:type="dxa" w:w="80"/>
+              <w:right w:type="dxa" w:w="120"/>
+            </w:tcMar>
+          </w:tcPr>
+          <w:p>
+            <w:pPr>
+              <w:spacing w:after="0" w:before="0" w:line="300"/>
+            </w:pPr>
+            <w:r>
+              <w:rPr>
+                <w:rFonts w:ascii="BIZ UDゴシック" w:cs="BIZ UDゴシック" w:eastAsia="BIZ UDゴシック" w:hAnsi="BIZ UDゴシック"/>
+                <w:sz w:val="24"/>
+                <w:szCs w:val="24"/>
+                <w:shd w:fill="E8E8E8" w:color="auto" w:val="clear"/>
+              </w:rPr>
+              <w:t xml:space="preserve">/api/trash/{id}/restore</w:t>
+            </w:r>
+          </w:p>
+        </w:tc>
+        <w:tc>
+          <w:tcPr>
+            <w:tcW w:type="dxa" w:w="1275"/>
+            <w:tcBorders>
+              <w:top w:val="single" w:color="555555" w:sz="8"/>
+              <w:left w:val="single" w:color="555555" w:sz="8"/>
+              <w:bottom w:val="single" w:color="555555" w:sz="8"/>
+              <w:right w:val="single" w:color="555555" w:sz="8"/>
+            </w:tcBorders>
+            <w:tcMar>
+              <w:top w:type="dxa" w:w="80"/>
+              <w:left w:type="dxa" w:w="120"/>
+              <w:bottom w:type="dxa" w:w="80"/>
+              <w:right w:type="dxa" w:w="120"/>
+            </w:tcMar>
+          </w:tcPr>
+          <w:p>
+            <w:pPr>
+              <w:spacing w:after="0" w:before="0" w:line="300"/>
+            </w:pPr>
+            <w:r>
+              <w:rPr>
+                <w:sz w:val="24"/>
+                <w:szCs w:val="24"/>
+              </w:rPr>
+              <w:t xml:space="preserve">実装済み</w:t>
+            </w:r>
+          </w:p>
+        </w:tc>
+      </w:tr>
+      <w:tr>
+        <w:trPr>
+          <w:cantSplit/>
+          <w:tblHeader w:val="off"/>
+        </w:trPr>
+        <w:tc>
+          <w:tcPr>
+            <w:tcW w:type="dxa" w:w="4380"/>
+            <w:tcBorders>
+              <w:top w:val="single" w:color="555555" w:sz="8"/>
+              <w:left w:val="single" w:color="555555" w:sz="8"/>
+              <w:bottom w:val="single" w:color="555555" w:sz="8"/>
+              <w:right w:val="single" w:color="555555" w:sz="8"/>
+            </w:tcBorders>
+            <w:tcMar>
+              <w:top w:type="dxa" w:w="80"/>
+              <w:left w:type="dxa" w:w="120"/>
+              <w:bottom w:type="dxa" w:w="80"/>
+              <w:right w:type="dxa" w:w="120"/>
+            </w:tcMar>
+          </w:tcPr>
+          <w:p>
+            <w:pPr>
+              <w:spacing w:after="0" w:before="0" w:line="300"/>
+            </w:pPr>
+            <w:r>
+              <w:rPr>
+                <w:sz w:val="24"/>
+                <w:szCs w:val="24"/>
+              </w:rPr>
+              <w:t xml:space="preserve">ゴミ箱から完全に削除</w:t>
+            </w:r>
+          </w:p>
+        </w:tc>
+        <w:tc>
+          <w:tcPr>
+            <w:tcW w:type="dxa" w:w="1272"/>
+            <w:tcBorders>
+              <w:top w:val="single" w:color="555555" w:sz="8"/>
+              <w:left w:val="single" w:color="555555" w:sz="8"/>
+              <w:bottom w:val="single" w:color="555555" w:sz="8"/>
+              <w:right w:val="single" w:color="555555" w:sz="8"/>
+            </w:tcBorders>
+            <w:tcMar>
+              <w:top w:type="dxa" w:w="80"/>
+              <w:left w:type="dxa" w:w="120"/>
+              <w:bottom w:type="dxa" w:w="80"/>
+              <w:right w:type="dxa" w:w="120"/>
+            </w:tcMar>
+          </w:tcPr>
+          <w:p>
+            <w:pPr>
+              <w:spacing w:after="0" w:before="0" w:line="300"/>
+            </w:pPr>
+            <w:r>
+              <w:rPr>
+                <w:sz w:val="24"/>
+                <w:szCs w:val="24"/>
+              </w:rPr>
+              <w:t xml:space="preserve">DELETE</w:t>
+            </w:r>
+          </w:p>
+        </w:tc>
+        <w:tc>
+          <w:tcPr>
+            <w:tcW w:type="dxa" w:w="2711"/>
+            <w:tcBorders>
+              <w:top w:val="single" w:color="555555" w:sz="8"/>
+              <w:left w:val="single" w:color="555555" w:sz="8"/>
+              <w:bottom w:val="single" w:color="555555" w:sz="8"/>
+              <w:right w:val="single" w:color="555555" w:sz="8"/>
+            </w:tcBorders>
+            <w:tcMar>
+              <w:top w:type="dxa" w:w="80"/>
+              <w:left w:type="dxa" w:w="120"/>
+              <w:bottom w:type="dxa" w:w="80"/>
+              <w:right w:type="dxa" w:w="120"/>
+            </w:tcMar>
+          </w:tcPr>
+          <w:p>
+            <w:pPr>
+              <w:spacing w:after="0" w:before="0" w:line="300"/>
+            </w:pPr>
+            <w:r>
+              <w:rPr>
+                <w:rFonts w:ascii="BIZ UDゴシック" w:cs="BIZ UDゴシック" w:eastAsia="BIZ UDゴシック" w:hAnsi="BIZ UDゴシック"/>
+                <w:sz w:val="24"/>
+                <w:szCs w:val="24"/>
+                <w:shd w:fill="E8E8E8" w:color="auto" w:val="clear"/>
+              </w:rPr>
+              <w:t xml:space="preserve">/api/trash/{id}</w:t>
+            </w:r>
+          </w:p>
+        </w:tc>
+        <w:tc>
+          <w:tcPr>
+            <w:tcW w:type="dxa" w:w="1275"/>
+            <w:tcBorders>
+              <w:top w:val="single" w:color="555555" w:sz="8"/>
+              <w:left w:val="single" w:color="555555" w:sz="8"/>
+              <w:bottom w:val="single" w:color="555555" w:sz="8"/>
+              <w:right w:val="single" w:color="555555" w:sz="8"/>
+            </w:tcBorders>
+            <w:tcMar>
+              <w:top w:type="dxa" w:w="80"/>
+              <w:left w:type="dxa" w:w="120"/>
+              <w:bottom w:type="dxa" w:w="80"/>
+              <w:right w:type="dxa" w:w="120"/>
+            </w:tcMar>
+          </w:tcPr>
+          <w:p>
+            <w:pPr>
+              <w:spacing w:after="0" w:before="0" w:line="300"/>
+            </w:pPr>
+            <w:r>
+              <w:rPr>
+                <w:sz w:val="24"/>
+                <w:szCs w:val="24"/>
+              </w:rPr>
+              <w:t xml:space="preserve">実装済み</w:t>
+            </w:r>
+          </w:p>
+        </w:tc>
+      </w:tr>
+      <w:tr>
+        <w:trPr>
+          <w:cantSplit/>
+          <w:tblHeader w:val="off"/>
+        </w:trPr>
+        <w:tc>
+          <w:tcPr>
+            <w:tcW w:type="dxa" w:w="4380"/>
+            <w:tcBorders>
+              <w:top w:val="single" w:color="555555" w:sz="8"/>
+              <w:left w:val="single" w:color="555555" w:sz="8"/>
+              <w:bottom w:val="single" w:color="555555" w:sz="8"/>
+              <w:right w:val="single" w:color="555555" w:sz="8"/>
+            </w:tcBorders>
+            <w:tcMar>
+              <w:top w:type="dxa" w:w="80"/>
+              <w:left w:type="dxa" w:w="120"/>
+              <w:bottom w:type="dxa" w:w="80"/>
+              <w:right w:type="dxa" w:w="120"/>
+            </w:tcMar>
+          </w:tcPr>
+          <w:p>
+            <w:pPr>
+              <w:spacing w:after="0" w:before="0" w:line="300"/>
+            </w:pPr>
+            <w:r>
+              <w:rPr>
+                <w:sz w:val="24"/>
+                <w:szCs w:val="24"/>
+              </w:rPr>
+              <w:t xml:space="preserve">ゴミ箱を空にする</w:t>
+            </w:r>
+          </w:p>
+        </w:tc>
+        <w:tc>
+          <w:tcPr>
+            <w:tcW w:type="dxa" w:w="1272"/>
+            <w:tcBorders>
+              <w:top w:val="single" w:color="555555" w:sz="8"/>
+              <w:left w:val="single" w:color="555555" w:sz="8"/>
+              <w:bottom w:val="single" w:color="555555" w:sz="8"/>
+              <w:right w:val="single" w:color="555555" w:sz="8"/>
+            </w:tcBorders>
+            <w:tcMar>
+              <w:top w:type="dxa" w:w="80"/>
+              <w:left w:type="dxa" w:w="120"/>
+              <w:bottom w:type="dxa" w:w="80"/>
+              <w:right w:type="dxa" w:w="120"/>
+            </w:tcMar>
+          </w:tcPr>
+          <w:p>
+            <w:pPr>
+              <w:spacing w:after="0" w:before="0" w:line="300"/>
+            </w:pPr>
+            <w:r>
+              <w:rPr>
+                <w:sz w:val="24"/>
+                <w:szCs w:val="24"/>
+              </w:rPr>
+              <w:t xml:space="preserve">DELETE</w:t>
+            </w:r>
+          </w:p>
+        </w:tc>
+        <w:tc>
+          <w:tcPr>
+            <w:tcW w:type="dxa" w:w="2711"/>
+            <w:tcBorders>
+              <w:top w:val="single" w:color="555555" w:sz="8"/>
+              <w:left w:val="single" w:color="555555" w:sz="8"/>
+              <w:bottom w:val="single" w:color="555555" w:sz="8"/>
+              <w:right w:val="single" w:color="555555" w:sz="8"/>
+            </w:tcBorders>
+            <w:tcMar>
+              <w:top w:type="dxa" w:w="80"/>
+              <w:left w:type="dxa" w:w="120"/>
+              <w:bottom w:type="dxa" w:w="80"/>
+              <w:right w:type="dxa" w:w="120"/>
+            </w:tcMar>
+          </w:tcPr>
+          <w:p>
+            <w:pPr>
+              <w:spacing w:after="0" w:before="0" w:line="300"/>
+            </w:pPr>
+            <w:r>
+              <w:rPr>
+                <w:rFonts w:ascii="BIZ UDゴシック" w:cs="BIZ UDゴシック" w:eastAsia="BIZ UDゴシック" w:hAnsi="BIZ UDゴシック"/>
+                <w:sz w:val="24"/>
+                <w:szCs w:val="24"/>
+                <w:shd w:fill="E8E8E8" w:color="auto" w:val="clear"/>
+              </w:rPr>
+              <w:t xml:space="preserve">/api/trash</w:t>
+            </w:r>
+          </w:p>
+        </w:tc>
+        <w:tc>
+          <w:tcPr>
+            <w:tcW w:type="dxa" w:w="1275"/>
+            <w:tcBorders>
+              <w:top w:val="single" w:color="555555" w:sz="8"/>
+              <w:left w:val="single" w:color="555555" w:sz="8"/>
+              <w:bottom w:val="single" w:color="555555" w:sz="8"/>
+              <w:right w:val="single" w:color="555555" w:sz="8"/>
+            </w:tcBorders>
+            <w:tcMar>
+              <w:top w:type="dxa" w:w="80"/>
+              <w:left w:type="dxa" w:w="120"/>
+              <w:bottom w:type="dxa" w:w="80"/>
+              <w:right w:type="dxa" w:w="120"/>
+            </w:tcMar>
+          </w:tcPr>
+          <w:p>
+            <w:pPr>
+              <w:spacing w:after="0" w:before="0" w:line="300"/>
+            </w:pPr>
+            <w:r>
+              <w:rPr>
+                <w:sz w:val="24"/>
+                <w:szCs w:val="24"/>
+              </w:rPr>
+              <w:t xml:space="preserve">実装済み</w:t>
+            </w:r>
+          </w:p>
+        </w:tc>
+      </w:tr>
+      <w:tr>
+        <w:trPr>
+          <w:cantSplit/>
+          <w:tblHeader w:val="off"/>
+        </w:trPr>
+        <w:tc>
+          <w:tcPr>
+            <w:tcW w:type="dxa" w:w="4380"/>
+            <w:tcBorders>
+              <w:top w:val="single" w:color="555555" w:sz="8"/>
+              <w:left w:val="single" w:color="555555" w:sz="8"/>
+              <w:bottom w:val="single" w:color="555555" w:sz="8"/>
+              <w:right w:val="single" w:color="555555" w:sz="8"/>
+            </w:tcBorders>
+            <w:tcMar>
+              <w:top w:type="dxa" w:w="80"/>
+              <w:left w:type="dxa" w:w="120"/>
+              <w:bottom w:type="dxa" w:w="80"/>
+              <w:right w:type="dxa" w:w="120"/>
+            </w:tcMar>
+          </w:tcPr>
+          <w:p>
+            <w:pPr>
+              <w:spacing w:after="0" w:before="0" w:line="300"/>
+            </w:pPr>
+            <w:r>
+              <w:rPr>
+                <w:sz w:val="24"/>
+                <w:szCs w:val="24"/>
+              </w:rPr>
+              <w:t xml:space="preserve">操作履歴の一覧</w:t>
+            </w:r>
+          </w:p>
+        </w:tc>
+        <w:tc>
+          <w:tcPr>
+            <w:tcW w:type="dxa" w:w="1272"/>
+            <w:tcBorders>
+              <w:top w:val="single" w:color="555555" w:sz="8"/>
+              <w:left w:val="single" w:color="555555" w:sz="8"/>
+              <w:bottom w:val="single" w:color="555555" w:sz="8"/>
+              <w:right w:val="single" w:color="555555" w:sz="8"/>
+            </w:tcBorders>
+            <w:tcMar>
+              <w:top w:type="dxa" w:w="80"/>
+              <w:left w:type="dxa" w:w="120"/>
+              <w:bottom w:type="dxa" w:w="80"/>
+              <w:right w:type="dxa" w:w="120"/>
+            </w:tcMar>
+          </w:tcPr>
+          <w:p>
+            <w:pPr>
+              <w:spacing w:after="0" w:before="0" w:line="300"/>
+            </w:pPr>
+            <w:r>
+              <w:rPr>
+                <w:sz w:val="24"/>
+                <w:szCs w:val="24"/>
+              </w:rPr>
+              <w:t xml:space="preserve">GET</w:t>
+            </w:r>
+          </w:p>
+        </w:tc>
+        <w:tc>
+          <w:tcPr>
+            <w:tcW w:type="dxa" w:w="2711"/>
+            <w:tcBorders>
+              <w:top w:val="single" w:color="555555" w:sz="8"/>
+              <w:left w:val="single" w:color="555555" w:sz="8"/>
+              <w:bottom w:val="single" w:color="555555" w:sz="8"/>
+              <w:right w:val="single" w:color="555555" w:sz="8"/>
+            </w:tcBorders>
+            <w:tcMar>
+              <w:top w:type="dxa" w:w="80"/>
+              <w:left w:type="dxa" w:w="120"/>
+              <w:bottom w:type="dxa" w:w="80"/>
+              <w:right w:type="dxa" w:w="120"/>
+            </w:tcMar>
+          </w:tcPr>
+          <w:p>
+            <w:pPr>
+              <w:spacing w:after="0" w:before="0" w:line="300"/>
+            </w:pPr>
+            <w:r>
+              <w:rPr>
+                <w:rFonts w:ascii="BIZ UDゴシック" w:cs="BIZ UDゴシック" w:eastAsia="BIZ UDゴシック" w:hAnsi="BIZ UDゴシック"/>
+                <w:sz w:val="24"/>
+                <w:szCs w:val="24"/>
+                <w:shd w:fill="E8E8E8" w:color="auto" w:val="clear"/>
+              </w:rPr>
+              <w:t xml:space="preserve">/api/history</w:t>
             </w:r>
           </w:p>
         </w:tc>
@@ -5317,7 +6215,7 @@
         <w:spacing w:after="60" w:before="0"/>
       </w:pPr>
       <w:r>
-        <w:t xml:space="preserve">削除すると </w:t>
+        <w:t xml:space="preserve">削除するとゴミ箱に移り、</w:t>
       </w:r>
       <w:r>
         <w:rPr>
@@ -5327,7 +6225,17 @@
         <w:t xml:space="preserve">204</w:t>
       </w:r>
       <w:r>
-        <w:t xml:space="preserve">(本文なし)を返す。</w:t>
+        <w:t xml:space="preserve">(本文なし)を返す。ゴミ箱のカードは、一覧・1件取得・更新・移動・削除の対象にならない(</w:t>
+      </w:r>
+      <w:r>
+        <w:rPr>
+          <w:rFonts w:ascii="BIZ UDゴシック" w:cs="BIZ UDゴシック" w:eastAsia="BIZ UDゴシック" w:hAnsi="BIZ UDゴシック"/>
+          <w:shd w:fill="E8E8E8" w:color="auto" w:val="clear"/>
+        </w:rPr>
+        <w:t xml:space="preserve">404</w:t>
+      </w:r>
+      <w:r>
+        <w:t xml:space="preserve">)。</w:t>
       </w:r>
     </w:p>
     <w:p>
@@ -5340,6 +6248,39 @@
         <w:spacing w:after="60" w:before="0"/>
       </w:pPr>
       <w:r>
+        <w:t xml:space="preserve">返す JSON には </w:t>
+      </w:r>
+      <w:r>
+        <w:rPr>
+          <w:rFonts w:ascii="BIZ UDゴシック" w:cs="BIZ UDゴシック" w:eastAsia="BIZ UDゴシック" w:hAnsi="BIZ UDゴシック"/>
+          <w:shd w:fill="E8E8E8" w:color="auto" w:val="clear"/>
+        </w:rPr>
+        <w:t xml:space="preserve">createdAt</w:t>
+      </w:r>
+      <w:r>
+        <w:t xml:space="preserve">(作成日時)と </w:t>
+      </w:r>
+      <w:r>
+        <w:rPr>
+          <w:rFonts w:ascii="BIZ UDゴシック" w:cs="BIZ UDゴシック" w:eastAsia="BIZ UDゴシック" w:hAnsi="BIZ UDゴシック"/>
+          <w:shd w:fill="E8E8E8" w:color="auto" w:val="clear"/>
+        </w:rPr>
+        <w:t xml:space="preserve">updatedAt</w:t>
+      </w:r>
+      <w:r>
+        <w:t xml:space="preserve">(最終更新日時)も入る。</w:t>
+      </w:r>
+    </w:p>
+    <w:p>
+      <w:pPr>
+        <w:pStyle w:val="ListParagraph"/>
+        <w:numPr>
+          <w:ilvl w:val="0"/>
+          <w:numId w:val="3"/>
+        </w:numPr>
+        <w:spacing w:after="60" w:before="0"/>
+      </w:pPr>
+      <w:r>
         <w:t xml:space="preserve">存在しない id は </w:t>
       </w:r>
       <w:r>
@@ -5622,6 +6563,405 @@
       </w:pPr>
       <w:r>
         <w:t xml:space="preserve">手動以外の列の中で落としても、並び替えはしない(並び順を「手動」にするよう画面で案内する)。</w:t>
+      </w:r>
+    </w:p>
+    <w:p>
+      <w:pPr>
+        <w:pStyle w:val="Heading3"/>
+      </w:pPr>
+      <w:r>
+        <w:t xml:space="preserve">ゴミ箱 </w:t>
+      </w:r>
+      <w:r>
+        <w:rPr>
+          <w:rFonts w:ascii="BIZ UDゴシック" w:cs="BIZ UDゴシック" w:eastAsia="BIZ UDゴシック" w:hAnsi="BIZ UDゴシック"/>
+          <w:shd w:fill="E8E8E8" w:color="auto" w:val="clear"/>
+        </w:rPr>
+        <w:t xml:space="preserve">/api/trash</w:t>
+      </w:r>
+    </w:p>
+    <w:p>
+      <w:pPr>
+        <w:pStyle w:val="ListParagraph"/>
+        <w:numPr>
+          <w:ilvl w:val="0"/>
+          <w:numId w:val="3"/>
+        </w:numPr>
+        <w:spacing w:after="60" w:before="0"/>
+      </w:pPr>
+      <w:r>
+        <w:t xml:space="preserve">一覧 </w:t>
+      </w:r>
+      <w:r>
+        <w:rPr>
+          <w:rFonts w:ascii="BIZ UDゴシック" w:cs="BIZ UDゴシック" w:eastAsia="BIZ UDゴシック" w:hAnsi="BIZ UDゴシック"/>
+          <w:shd w:fill="E8E8E8" w:color="auto" w:val="clear"/>
+        </w:rPr>
+        <w:t xml:space="preserve">GET /api/trash</w:t>
+      </w:r>
+      <w:r>
+        <w:t xml:space="preserve"> → </w:t>
+      </w:r>
+      <w:r>
+        <w:rPr>
+          <w:rFonts w:ascii="BIZ UDゴシック" w:cs="BIZ UDゴシック" w:eastAsia="BIZ UDゴシック" w:hAnsi="BIZ UDゴシック"/>
+          <w:shd w:fill="E8E8E8" w:color="auto" w:val="clear"/>
+        </w:rPr>
+        <w:t xml:space="preserve">{"retentionDays": 30, "items": [{"task": {…タスクの JSON…}, "deletedAt": "…", "purgeAt": "…"}]}</w:t>
+      </w:r>
+    </w:p>
+    <w:p>
+      <w:pPr>
+        <w:pStyle w:val="ListParagraph"/>
+        <w:numPr>
+          <w:ilvl w:val="1"/>
+          <w:numId w:val="3"/>
+        </w:numPr>
+        <w:spacing w:after="60" w:before="0"/>
+      </w:pPr>
+      <w:r>
+        <w:t xml:space="preserve">新しくゴミ箱に入れた順。</w:t>
+      </w:r>
+      <w:r>
+        <w:rPr>
+          <w:rFonts w:ascii="BIZ UDゴシック" w:cs="BIZ UDゴシック" w:eastAsia="BIZ UDゴシック" w:hAnsi="BIZ UDゴシック"/>
+          <w:shd w:fill="E8E8E8" w:color="auto" w:val="clear"/>
+        </w:rPr>
+        <w:t xml:space="preserve">purgeAt</w:t>
+      </w:r>
+      <w:r>
+        <w:t xml:space="preserve"> は自動で完全に削除される日時(</w:t>
+      </w:r>
+      <w:r>
+        <w:rPr>
+          <w:rFonts w:ascii="BIZ UDゴシック" w:cs="BIZ UDゴシック" w:eastAsia="BIZ UDゴシック" w:hAnsi="BIZ UDゴシック"/>
+          <w:shd w:fill="E8E8E8" w:color="auto" w:val="clear"/>
+        </w:rPr>
+        <w:t xml:space="preserve">deletedAt</w:t>
+      </w:r>
+      <w:r>
+        <w:t xml:space="preserve"> の30日後)</w:t>
+      </w:r>
+    </w:p>
+    <w:p>
+      <w:pPr>
+        <w:pStyle w:val="ListParagraph"/>
+        <w:numPr>
+          <w:ilvl w:val="0"/>
+          <w:numId w:val="3"/>
+        </w:numPr>
+        <w:spacing w:after="60" w:before="0"/>
+      </w:pPr>
+      <w:r>
+        <w:t xml:space="preserve">元に戻す </w:t>
+      </w:r>
+      <w:r>
+        <w:rPr>
+          <w:rFonts w:ascii="BIZ UDゴシック" w:cs="BIZ UDゴシック" w:eastAsia="BIZ UDゴシック" w:hAnsi="BIZ UDゴシック"/>
+          <w:shd w:fill="E8E8E8" w:color="auto" w:val="clear"/>
+        </w:rPr>
+        <w:t xml:space="preserve">POST /api/trash/{id}/restore</w:t>
+      </w:r>
+      <w:r>
+        <w:t xml:space="preserve"> → </w:t>
+      </w:r>
+      <w:r>
+        <w:rPr>
+          <w:rFonts w:ascii="BIZ UDゴシック" w:cs="BIZ UDゴシック" w:eastAsia="BIZ UDゴシック" w:hAnsi="BIZ UDゴシック"/>
+          <w:shd w:fill="E8E8E8" w:color="auto" w:val="clear"/>
+        </w:rPr>
+        <w:t xml:space="preserve">200</w:t>
+      </w:r>
+      <w:r>
+        <w:t xml:space="preserve"> と戻したタスクの JSON。元の列の末尾に戻る</w:t>
+      </w:r>
+    </w:p>
+    <w:p>
+      <w:pPr>
+        <w:pStyle w:val="ListParagraph"/>
+        <w:numPr>
+          <w:ilvl w:val="0"/>
+          <w:numId w:val="3"/>
+        </w:numPr>
+        <w:spacing w:after="60" w:before="0"/>
+      </w:pPr>
+      <w:r>
+        <w:t xml:space="preserve">完全に削除 </w:t>
+      </w:r>
+      <w:r>
+        <w:rPr>
+          <w:rFonts w:ascii="BIZ UDゴシック" w:cs="BIZ UDゴシック" w:eastAsia="BIZ UDゴシック" w:hAnsi="BIZ UDゴシック"/>
+          <w:shd w:fill="E8E8E8" w:color="auto" w:val="clear"/>
+        </w:rPr>
+        <w:t xml:space="preserve">DELETE /api/trash/{id}</w:t>
+      </w:r>
+      <w:r>
+        <w:t xml:space="preserve"> → </w:t>
+      </w:r>
+      <w:r>
+        <w:rPr>
+          <w:rFonts w:ascii="BIZ UDゴシック" w:cs="BIZ UDゴシック" w:eastAsia="BIZ UDゴシック" w:hAnsi="BIZ UDゴシック"/>
+          <w:shd w:fill="E8E8E8" w:color="auto" w:val="clear"/>
+        </w:rPr>
+        <w:t xml:space="preserve">204</w:t>
+      </w:r>
+    </w:p>
+    <w:p>
+      <w:pPr>
+        <w:pStyle w:val="ListParagraph"/>
+        <w:numPr>
+          <w:ilvl w:val="0"/>
+          <w:numId w:val="3"/>
+        </w:numPr>
+        <w:spacing w:after="60" w:before="0"/>
+      </w:pPr>
+      <w:r>
+        <w:t xml:space="preserve">ゴミ箱を空にする </w:t>
+      </w:r>
+      <w:r>
+        <w:rPr>
+          <w:rFonts w:ascii="BIZ UDゴシック" w:cs="BIZ UDゴシック" w:eastAsia="BIZ UDゴシック" w:hAnsi="BIZ UDゴシック"/>
+          <w:shd w:fill="E8E8E8" w:color="auto" w:val="clear"/>
+        </w:rPr>
+        <w:t xml:space="preserve">DELETE /api/trash</w:t>
+      </w:r>
+      <w:r>
+        <w:t xml:space="preserve"> → </w:t>
+      </w:r>
+      <w:r>
+        <w:rPr>
+          <w:rFonts w:ascii="BIZ UDゴシック" w:cs="BIZ UDゴシック" w:eastAsia="BIZ UDゴシック" w:hAnsi="BIZ UDゴシック"/>
+          <w:shd w:fill="E8E8E8" w:color="auto" w:val="clear"/>
+        </w:rPr>
+        <w:t xml:space="preserve">200</w:t>
+      </w:r>
+      <w:r>
+        <w:t xml:space="preserve"> と </w:t>
+      </w:r>
+      <w:r>
+        <w:rPr>
+          <w:rFonts w:ascii="BIZ UDゴシック" w:cs="BIZ UDゴシック" w:eastAsia="BIZ UDゴシック" w:hAnsi="BIZ UDゴシック"/>
+          <w:shd w:fill="E8E8E8" w:color="auto" w:val="clear"/>
+        </w:rPr>
+        <w:t xml:space="preserve">{"deleted": 消した件数}</w:t>
+      </w:r>
+    </w:p>
+    <w:p>
+      <w:pPr>
+        <w:pStyle w:val="ListParagraph"/>
+        <w:numPr>
+          <w:ilvl w:val="0"/>
+          <w:numId w:val="3"/>
+        </w:numPr>
+        <w:spacing w:after="60" w:before="0"/>
+      </w:pPr>
+      <w:r>
+        <w:t xml:space="preserve">ゴミ箱にない id(ボードに表示中のカードを含む)は </w:t>
+      </w:r>
+      <w:r>
+        <w:rPr>
+          <w:rFonts w:ascii="BIZ UDゴシック" w:cs="BIZ UDゴシック" w:eastAsia="BIZ UDゴシック" w:hAnsi="BIZ UDゴシック"/>
+          <w:shd w:fill="E8E8E8" w:color="auto" w:val="clear"/>
+        </w:rPr>
+        <w:t xml:space="preserve">404</w:t>
+      </w:r>
+    </w:p>
+    <w:p>
+      <w:pPr>
+        <w:pStyle w:val="ListParagraph"/>
+        <w:numPr>
+          <w:ilvl w:val="0"/>
+          <w:numId w:val="3"/>
+        </w:numPr>
+        <w:spacing w:after="60" w:before="0"/>
+      </w:pPr>
+      <w:r>
+        <w:t xml:space="preserve">保存期間を過ぎたカードは、サーバーの起動時と毎時0分に自動で完全に削除する。日数は </w:t>
+      </w:r>
+      <w:r>
+        <w:rPr>
+          <w:rFonts w:ascii="BIZ UDゴシック" w:cs="BIZ UDゴシック" w:eastAsia="BIZ UDゴシック" w:hAnsi="BIZ UDゴシック"/>
+          <w:shd w:fill="E8E8E8" w:color="auto" w:val="clear"/>
+        </w:rPr>
+        <w:t xml:space="preserve">application.properties</w:t>
+      </w:r>
+      <w:r>
+        <w:t xml:space="preserve"> の </w:t>
+      </w:r>
+      <w:r>
+        <w:rPr>
+          <w:rFonts w:ascii="BIZ UDゴシック" w:cs="BIZ UDゴシック" w:eastAsia="BIZ UDゴシック" w:hAnsi="BIZ UDゴシック"/>
+          <w:shd w:fill="E8E8E8" w:color="auto" w:val="clear"/>
+        </w:rPr>
+        <w:t xml:space="preserve">taskboard.trash.retention-days</w:t>
+      </w:r>
+      <w:r>
+        <w:t xml:space="preserve"> で変えられる</w:t>
+      </w:r>
+    </w:p>
+    <w:p>
+      <w:pPr>
+        <w:pStyle w:val="Heading3"/>
+      </w:pPr>
+      <w:r>
+        <w:t xml:space="preserve">操作履歴 </w:t>
+      </w:r>
+      <w:r>
+        <w:rPr>
+          <w:rFonts w:ascii="BIZ UDゴシック" w:cs="BIZ UDゴシック" w:eastAsia="BIZ UDゴシック" w:hAnsi="BIZ UDゴシック"/>
+          <w:shd w:fill="E8E8E8" w:color="auto" w:val="clear"/>
+        </w:rPr>
+        <w:t xml:space="preserve">GET /api/history</w:t>
+      </w:r>
+    </w:p>
+    <w:p>
+      <w:pPr>
+        <w:pStyle w:val="ListParagraph"/>
+        <w:numPr>
+          <w:ilvl w:val="0"/>
+          <w:numId w:val="3"/>
+        </w:numPr>
+        <w:spacing w:after="60" w:before="0"/>
+      </w:pPr>
+      <w:r>
+        <w:t xml:space="preserve">新しい順の一覧。</w:t>
+      </w:r>
+      <w:r>
+        <w:rPr>
+          <w:rFonts w:ascii="BIZ UDゴシック" w:cs="BIZ UDゴシック" w:eastAsia="BIZ UDゴシック" w:hAnsi="BIZ UDゴシック"/>
+          <w:shd w:fill="E8E8E8" w:color="auto" w:val="clear"/>
+        </w:rPr>
+        <w:t xml:space="preserve">limit</w:t>
+      </w:r>
+      <w:r>
+        <w:t xml:space="preserve">(1〜500、省略時100)で件数、</w:t>
+      </w:r>
+      <w:r>
+        <w:rPr>
+          <w:rFonts w:ascii="BIZ UDゴシック" w:cs="BIZ UDゴシック" w:eastAsia="BIZ UDゴシック" w:hAnsi="BIZ UDゴシック"/>
+          <w:shd w:fill="E8E8E8" w:color="auto" w:val="clear"/>
+        </w:rPr>
+        <w:t xml:space="preserve">taskId</w:t>
+      </w:r>
+      <w:r>
+        <w:t xml:space="preserve"> で特定のカードだけに絞れる。範囲外の </w:t>
+      </w:r>
+      <w:r>
+        <w:rPr>
+          <w:rFonts w:ascii="BIZ UDゴシック" w:cs="BIZ UDゴシック" w:eastAsia="BIZ UDゴシック" w:hAnsi="BIZ UDゴシック"/>
+          <w:shd w:fill="E8E8E8" w:color="auto" w:val="clear"/>
+        </w:rPr>
+        <w:t xml:space="preserve">limit</w:t>
+      </w:r>
+      <w:r>
+        <w:t xml:space="preserve"> は </w:t>
+      </w:r>
+      <w:r>
+        <w:rPr>
+          <w:rFonts w:ascii="BIZ UDゴシック" w:cs="BIZ UDゴシック" w:eastAsia="BIZ UDゴシック" w:hAnsi="BIZ UDゴシック"/>
+          <w:shd w:fill="E8E8E8" w:color="auto" w:val="clear"/>
+        </w:rPr>
+        <w:t xml:space="preserve">400</w:t>
+      </w:r>
+    </w:p>
+    <w:p>
+      <w:pPr>
+        <w:pStyle w:val="ListParagraph"/>
+        <w:numPr>
+          <w:ilvl w:val="0"/>
+          <w:numId w:val="3"/>
+        </w:numPr>
+        <w:spacing w:after="60" w:before="0"/>
+      </w:pPr>
+      <w:r>
+        <w:t xml:space="preserve">1件の JSON: </w:t>
+      </w:r>
+      <w:r>
+        <w:rPr>
+          <w:rFonts w:ascii="BIZ UDゴシック" w:cs="BIZ UDゴシック" w:eastAsia="BIZ UDゴシック" w:hAnsi="BIZ UDゴシック"/>
+          <w:shd w:fill="E8E8E8" w:color="auto" w:val="clear"/>
+        </w:rPr>
+        <w:t xml:space="preserve">{"id": 1, "taskId": 14, "taskTitle": "古い買い物メモ", "action": "DELETED", "detail": "ゴミ箱に移動(「未着手」から。30日後に自動で完全に削除)", "occurredAt": "…"}</w:t>
+      </w:r>
+    </w:p>
+    <w:p>
+      <w:pPr>
+        <w:pStyle w:val="ListParagraph"/>
+        <w:numPr>
+          <w:ilvl w:val="0"/>
+          <w:numId w:val="3"/>
+        </w:numPr>
+        <w:spacing w:after="60" w:before="0"/>
+      </w:pPr>
+      <w:r>
+        <w:rPr>
+          <w:rFonts w:ascii="BIZ UDゴシック" w:cs="BIZ UDゴシック" w:eastAsia="BIZ UDゴシック" w:hAnsi="BIZ UDゴシック"/>
+          <w:shd w:fill="E8E8E8" w:color="auto" w:val="clear"/>
+        </w:rPr>
+        <w:t xml:space="preserve">action</w:t>
+      </w:r>
+      <w:r>
+        <w:t xml:space="preserve"> の値: </w:t>
+      </w:r>
+      <w:r>
+        <w:rPr>
+          <w:rFonts w:ascii="BIZ UDゴシック" w:cs="BIZ UDゴシック" w:eastAsia="BIZ UDゴシック" w:hAnsi="BIZ UDゴシック"/>
+          <w:shd w:fill="E8E8E8" w:color="auto" w:val="clear"/>
+        </w:rPr>
+        <w:t xml:space="preserve">CREATED</w:t>
+      </w:r>
+      <w:r>
+        <w:t xml:space="preserve">(追加)/ </w:t>
+      </w:r>
+      <w:r>
+        <w:rPr>
+          <w:rFonts w:ascii="BIZ UDゴシック" w:cs="BIZ UDゴシック" w:eastAsia="BIZ UDゴシック" w:hAnsi="BIZ UDゴシック"/>
+          <w:shd w:fill="E8E8E8" w:color="auto" w:val="clear"/>
+        </w:rPr>
+        <w:t xml:space="preserve">UPDATED</w:t>
+      </w:r>
+      <w:r>
+        <w:t xml:space="preserve">(編集)/ </w:t>
+      </w:r>
+      <w:r>
+        <w:rPr>
+          <w:rFonts w:ascii="BIZ UDゴシック" w:cs="BIZ UDゴシック" w:eastAsia="BIZ UDゴシック" w:hAnsi="BIZ UDゴシック"/>
+          <w:shd w:fill="E8E8E8" w:color="auto" w:val="clear"/>
+        </w:rPr>
+        <w:t xml:space="preserve">MOVED</w:t>
+      </w:r>
+      <w:r>
+        <w:t xml:space="preserve">(移動)/ </w:t>
+      </w:r>
+      <w:r>
+        <w:rPr>
+          <w:rFonts w:ascii="BIZ UDゴシック" w:cs="BIZ UDゴシック" w:eastAsia="BIZ UDゴシック" w:hAnsi="BIZ UDゴシック"/>
+          <w:shd w:fill="E8E8E8" w:color="auto" w:val="clear"/>
+        </w:rPr>
+        <w:t xml:space="preserve">DELETED</w:t>
+      </w:r>
+      <w:r>
+        <w:t xml:space="preserve">(ゴミ箱へ)/ </w:t>
+      </w:r>
+      <w:r>
+        <w:rPr>
+          <w:rFonts w:ascii="BIZ UDゴシック" w:cs="BIZ UDゴシック" w:eastAsia="BIZ UDゴシック" w:hAnsi="BIZ UDゴシック"/>
+          <w:shd w:fill="E8E8E8" w:color="auto" w:val="clear"/>
+        </w:rPr>
+        <w:t xml:space="preserve">RESTORED</w:t>
+      </w:r>
+      <w:r>
+        <w:t xml:space="preserve">(元に戻す)/ </w:t>
+      </w:r>
+      <w:r>
+        <w:rPr>
+          <w:rFonts w:ascii="BIZ UDゴシック" w:cs="BIZ UDゴシック" w:eastAsia="BIZ UDゴシック" w:hAnsi="BIZ UDゴシック"/>
+          <w:shd w:fill="E8E8E8" w:color="auto" w:val="clear"/>
+        </w:rPr>
+        <w:t xml:space="preserve">PURGED</w:t>
+      </w:r>
+      <w:r>
+        <w:t xml:space="preserve">(完全に削除)</w:t>
       </w:r>
     </w:p>
     <w:p>
@@ -8709,7 +10049,7 @@
         <w:t xml:space="preserve">tasks</w:t>
       </w:r>
       <w:r>
-        <w:t xml:space="preserve"> テーブルを</w:t>
+        <w:t xml:space="preserve">・操作履歴・並び順を</w:t>
       </w:r>
       <w:r>
         <w:rPr>
@@ -8719,7 +10059,7 @@
         <w:t xml:space="preserve">空にしてから</w:t>
       </w:r>
       <w:r>
-        <w:t xml:space="preserve">テストデータ(13件)を入れ直す。今までのデータは消えるので、本当に使うデータが入っているときは実行しない。</w:t>
+        <w:t xml:space="preserve">テストデータを入れ直す(ボードに13件、ゴミ箱に1件)。今までのデータは消えるので、本当に使うデータが入っているときは実行しない。</w:t>
       </w:r>
     </w:p>
     <w:p>
@@ -8788,6 +10128,51 @@
       </w:r>
       <w:r>
         <w:t xml:space="preserve">)はgitにはコミットしない。</w:t>
+      </w:r>
+    </w:p>
+    <w:p>
+      <w:r>
+        <w:rPr>
+          <w:b/>
+          <w:bCs/>
+        </w:rPr>
+        <w:t xml:space="preserve">ログを見たいとき</w:t>
+      </w:r>
+    </w:p>
+    <w:p>
+      <w:pPr>
+        <w:pStyle w:val="ListParagraph"/>
+        <w:numPr>
+          <w:ilvl w:val="0"/>
+          <w:numId w:val="3"/>
+        </w:numPr>
+        <w:spacing w:after="60" w:before="0"/>
+      </w:pPr>
+      <w:r>
+        <w:t xml:space="preserve">サーバーのログは </w:t>
+      </w:r>
+      <w:r>
+        <w:rPr>
+          <w:rFonts w:ascii="BIZ UDゴシック" w:cs="BIZ UDゴシック" w:eastAsia="BIZ UDゴシック" w:hAnsi="BIZ UDゴシック"/>
+          <w:shd w:fill="E8E8E8" w:color="auto" w:val="clear"/>
+        </w:rPr>
+        <w:t xml:space="preserve">taskboard/logs/taskboard.log</w:t>
+      </w:r>
+      <w:r>
+        <w:t xml:space="preserve"> に保存される(起動・停止・エラー・操作履歴と同じ内容)。メモ帳などで開ける。</w:t>
+      </w:r>
+    </w:p>
+    <w:p>
+      <w:pPr>
+        <w:pStyle w:val="ListParagraph"/>
+        <w:numPr>
+          <w:ilvl w:val="0"/>
+          <w:numId w:val="3"/>
+        </w:numPr>
+        <w:spacing w:after="60" w:before="0"/>
+      </w:pPr>
+      <w:r>
+        <w:t xml:space="preserve">古いログは 10MB ごとに別のファイルに切り替わり、30日分が残る。git には入れない。</w:t>
       </w:r>
     </w:p>
     <w:p>

--- a/taskboard/要件定義書.docx
+++ b/taskboard/要件定義書.docx
@@ -490,6 +490,68 @@
     </w:p>
     <w:p>
       <w:pPr>
+        <w:pStyle w:val="ListParagraph"/>
+        <w:numPr>
+          <w:ilvl w:val="0"/>
+          <w:numId w:val="2"/>
+        </w:numPr>
+        <w:spacing w:after="60" w:before="0"/>
+      </w:pPr>
+      <w:r>
+        <w:t xml:space="preserve">体験版モード(公開用): プロファイル </w:t>
+      </w:r>
+      <w:r>
+        <w:rPr>
+          <w:rFonts w:ascii="BIZ UDゴシック" w:cs="BIZ UDゴシック" w:eastAsia="BIZ UDゴシック" w:hAnsi="BIZ UDゴシック"/>
+          <w:shd w:fill="E8E8E8" w:color="auto" w:val="clear"/>
+        </w:rPr>
+        <w:t xml:space="preserve">demo</w:t>
+      </w:r>
+      <w:r>
+        <w:t xml:space="preserve"> で起動すると、誰でも試せる体験版として動く</w:t>
+      </w:r>
+    </w:p>
+    <w:p>
+      <w:pPr>
+        <w:pStyle w:val="ListParagraph"/>
+        <w:numPr>
+          <w:ilvl w:val="1"/>
+          <w:numId w:val="3"/>
+        </w:numPr>
+        <w:spacing w:after="60" w:before="0"/>
+      </w:pPr>
+      <w:r>
+        <w:t xml:space="preserve">起動時と、毎日 午前4時(日本時間)に、テストデータへ自動で戻す(いたずらや書き込みを翌日まで残さない)</w:t>
+      </w:r>
+    </w:p>
+    <w:p>
+      <w:pPr>
+        <w:pStyle w:val="ListParagraph"/>
+        <w:numPr>
+          <w:ilvl w:val="1"/>
+          <w:numId w:val="3"/>
+        </w:numPr>
+        <w:spacing w:after="60" w:before="0"/>
+      </w:pPr>
+      <w:r>
+        <w:t xml:space="preserve">カードは最大100枚(ゴミ箱を含む)まで。超えると「カードは最大100枚まで…」と表示して追加しない</w:t>
+      </w:r>
+    </w:p>
+    <w:p>
+      <w:pPr>
+        <w:pStyle w:val="ListParagraph"/>
+        <w:numPr>
+          <w:ilvl w:val="1"/>
+          <w:numId w:val="3"/>
+        </w:numPr>
+        <w:spacing w:after="60" w:before="0"/>
+      </w:pPr>
+      <w:r>
+        <w:t xml:space="preserve">画面の上に「体験版です」と、元に戻る時刻・上限・個人情報を入力しないでほしい旨を表示する</w:t>
+      </w:r>
+    </w:p>
+    <w:p>
+      <w:pPr>
         <w:pStyle w:val="Heading1"/>
       </w:pPr>
       <w:r>
@@ -519,7 +581,7 @@
         <w:spacing w:after="60" w:before="0"/>
       </w:pPr>
       <w:r>
-        <w:t xml:space="preserve">複数人での共有なし(自分のPC上でのみ利用)</w:t>
+        <w:t xml:space="preserve">ふだんの利用(自分のPC上)</w:t>
       </w:r>
     </w:p>
     <w:p>
@@ -533,6 +595,81 @@
       </w:pPr>
       <w:r>
         <w:t xml:space="preserve">サーバー(8080番)とデータベース(5432番)は、どちらもこのPCからだけ接続できる設定にする(ログイン機能がないため、同じネットワークの他の機器には公開しない)</w:t>
+      </w:r>
+    </w:p>
+    <w:p>
+      <w:pPr>
+        <w:pStyle w:val="ListParagraph"/>
+        <w:numPr>
+          <w:ilvl w:val="0"/>
+          <w:numId w:val="3"/>
+        </w:numPr>
+        <w:spacing w:after="60" w:before="0"/>
+      </w:pPr>
+      <w:r>
+        <w:t xml:space="preserve">公開(体験版)</w:t>
+      </w:r>
+    </w:p>
+    <w:p>
+      <w:pPr>
+        <w:pStyle w:val="ListParagraph"/>
+        <w:numPr>
+          <w:ilvl w:val="1"/>
+          <w:numId w:val="3"/>
+        </w:numPr>
+        <w:spacing w:after="60" w:before="0"/>
+      </w:pPr>
+      <w:r>
+        <w:t xml:space="preserve">誰でも見られ、誰でも試せる。データは毎日元に戻るので、保存されることは保証しない</w:t>
+      </w:r>
+    </w:p>
+    <w:p>
+      <w:pPr>
+        <w:pStyle w:val="ListParagraph"/>
+        <w:numPr>
+          <w:ilvl w:val="1"/>
+          <w:numId w:val="3"/>
+        </w:numPr>
+        <w:spacing w:after="60" w:before="0"/>
+      </w:pPr>
+      <w:r>
+        <w:t xml:space="preserve">費用をできるだけかけない(1台の小さなサーバーにアプリとデータベースをまとめる。メモリ 1GB 程度で動く)</w:t>
+      </w:r>
+    </w:p>
+    <w:p>
+      <w:pPr>
+        <w:pStyle w:val="ListParagraph"/>
+        <w:numPr>
+          <w:ilvl w:val="1"/>
+          <w:numId w:val="3"/>
+        </w:numPr>
+        <w:spacing w:after="60" w:before="0"/>
+      </w:pPr>
+      <w:r>
+        <w:t xml:space="preserve">データベースは外に公開せず、アプリのコンテナからだけ接続する。パスワードはファイルに書かず </w:t>
+      </w:r>
+      <w:r>
+        <w:rPr>
+          <w:rFonts w:ascii="BIZ UDゴシック" w:cs="BIZ UDゴシック" w:eastAsia="BIZ UDゴシック" w:hAnsi="BIZ UDゴシック"/>
+          <w:shd w:fill="E8E8E8" w:color="auto" w:val="clear"/>
+        </w:rPr>
+        <w:t xml:space="preserve">.env</w:t>
+      </w:r>
+      <w:r>
+        <w:t xml:space="preserve">(git に入れない)から渡す</w:t>
+      </w:r>
+    </w:p>
+    <w:p>
+      <w:pPr>
+        <w:pStyle w:val="ListParagraph"/>
+        <w:numPr>
+          <w:ilvl w:val="1"/>
+          <w:numId w:val="3"/>
+        </w:numPr>
+        <w:spacing w:after="60" w:before="0"/>
+      </w:pPr>
+      <w:r>
+        <w:t xml:space="preserve">通信は HTTPS にする(AWS の CloudFront を使う予定)</w:t>
       </w:r>
     </w:p>
     <w:p>
@@ -9692,6 +9829,260 @@
           <w:shd w:fill="E8E8E8" w:color="auto" w:val="clear"/>
         </w:rPr>
         <w:t xml:space="preserve">docker --version</w:t>
+      </w:r>
+    </w:p>
+    <w:p>
+      <w:pPr>
+        <w:pStyle w:val="Heading2"/>
+      </w:pPr>
+      <w:r>
+        <w:t xml:space="preserve">公開用の構成(体験版)</w:t>
+      </w:r>
+    </w:p>
+    <w:p>
+      <w:pPr>
+        <w:pStyle w:val="ListParagraph"/>
+        <w:numPr>
+          <w:ilvl w:val="0"/>
+          <w:numId w:val="3"/>
+        </w:numPr>
+        <w:spacing w:after="60" w:before="0"/>
+      </w:pPr>
+      <w:r>
+        <w:rPr>
+          <w:rFonts w:ascii="BIZ UDゴシック" w:cs="BIZ UDゴシック" w:eastAsia="BIZ UDゴシック" w:hAnsi="BIZ UDゴシック"/>
+          <w:shd w:fill="E8E8E8" w:color="auto" w:val="clear"/>
+        </w:rPr>
+        <w:t xml:space="preserve">taskboard/Dockerfile</w:t>
+      </w:r>
+      <w:r>
+        <w:t xml:space="preserve">: 画面(React)とサーバー(Spring Boot)を1つのイメージにまとめる。3段階で作り、最後のイメージには Java の実行環境とアプリだけを入れる(約570MB)。Java のメモリは最大 256MB に抑える</w:t>
+      </w:r>
+    </w:p>
+    <w:p>
+      <w:pPr>
+        <w:pStyle w:val="ListParagraph"/>
+        <w:numPr>
+          <w:ilvl w:val="0"/>
+          <w:numId w:val="3"/>
+        </w:numPr>
+        <w:spacing w:after="60" w:before="0"/>
+      </w:pPr>
+      <w:r>
+        <w:rPr>
+          <w:rFonts w:ascii="BIZ UDゴシック" w:cs="BIZ UDゴシック" w:eastAsia="BIZ UDゴシック" w:hAnsi="BIZ UDゴシック"/>
+          <w:shd w:fill="E8E8E8" w:color="auto" w:val="clear"/>
+        </w:rPr>
+        <w:t xml:space="preserve">taskboard/compose.prod.yaml</w:t>
+      </w:r>
+      <w:r>
+        <w:t xml:space="preserve">: アプリ(プロファイル </w:t>
+      </w:r>
+      <w:r>
+        <w:rPr>
+          <w:rFonts w:ascii="BIZ UDゴシック" w:cs="BIZ UDゴシック" w:eastAsia="BIZ UDゴシック" w:hAnsi="BIZ UDゴシック"/>
+          <w:shd w:fill="E8E8E8" w:color="auto" w:val="clear"/>
+        </w:rPr>
+        <w:t xml:space="preserve">demo</w:t>
+      </w:r>
+      <w:r>
+        <w:t xml:space="preserve">)と PostgreSQL を一緒に動かす。プロジェクト名は </w:t>
+      </w:r>
+      <w:r>
+        <w:rPr>
+          <w:rFonts w:ascii="BIZ UDゴシック" w:cs="BIZ UDゴシック" w:eastAsia="BIZ UDゴシック" w:hAnsi="BIZ UDゴシック"/>
+          <w:shd w:fill="E8E8E8" w:color="auto" w:val="clear"/>
+        </w:rPr>
+        <w:t xml:space="preserve">taskboard-prod</w:t>
+      </w:r>
+      <w:r>
+        <w:t xml:space="preserve"> で、開発用の </w:t>
+      </w:r>
+      <w:r>
+        <w:rPr>
+          <w:rFonts w:ascii="BIZ UDゴシック" w:cs="BIZ UDゴシック" w:eastAsia="BIZ UDゴシック" w:hAnsi="BIZ UDゴシック"/>
+          <w:shd w:fill="E8E8E8" w:color="auto" w:val="clear"/>
+        </w:rPr>
+        <w:t xml:space="preserve">compose.yaml</w:t>
+      </w:r>
+      <w:r>
+        <w:t xml:space="preserve"> とは別(開発用のデータに影響しない)</w:t>
+      </w:r>
+    </w:p>
+    <w:p>
+      <w:pPr>
+        <w:pStyle w:val="ListParagraph"/>
+        <w:numPr>
+          <w:ilvl w:val="0"/>
+          <w:numId w:val="3"/>
+        </w:numPr>
+        <w:spacing w:after="60" w:before="0"/>
+      </w:pPr>
+      <w:r>
+        <w:rPr>
+          <w:rFonts w:ascii="BIZ UDゴシック" w:cs="BIZ UDゴシック" w:eastAsia="BIZ UDゴシック" w:hAnsi="BIZ UDゴシック"/>
+          <w:shd w:fill="E8E8E8" w:color="auto" w:val="clear"/>
+        </w:rPr>
+        <w:t xml:space="preserve">taskboard/.env.example</w:t>
+      </w:r>
+      <w:r>
+        <w:t xml:space="preserve">: 公開用の設定の見本(</w:t>
+      </w:r>
+      <w:r>
+        <w:rPr>
+          <w:rFonts w:ascii="BIZ UDゴシック" w:cs="BIZ UDゴシック" w:eastAsia="BIZ UDゴシック" w:hAnsi="BIZ UDゴシック"/>
+          <w:shd w:fill="E8E8E8" w:color="auto" w:val="clear"/>
+        </w:rPr>
+        <w:t xml:space="preserve">DB_PASSWORD</w:t>
+      </w:r>
+      <w:r>
+        <w:t xml:space="preserve">、</w:t>
+      </w:r>
+      <w:r>
+        <w:rPr>
+          <w:rFonts w:ascii="BIZ UDゴシック" w:cs="BIZ UDゴシック" w:eastAsia="BIZ UDゴシック" w:hAnsi="BIZ UDゴシック"/>
+          <w:shd w:fill="E8E8E8" w:color="auto" w:val="clear"/>
+        </w:rPr>
+        <w:t xml:space="preserve">APP_PORT</w:t>
+      </w:r>
+      <w:r>
+        <w:t xml:space="preserve">)。コピーして </w:t>
+      </w:r>
+      <w:r>
+        <w:rPr>
+          <w:rFonts w:ascii="BIZ UDゴシック" w:cs="BIZ UDゴシック" w:eastAsia="BIZ UDゴシック" w:hAnsi="BIZ UDゴシック"/>
+          <w:shd w:fill="E8E8E8" w:color="auto" w:val="clear"/>
+        </w:rPr>
+        <w:t xml:space="preserve">.env</w:t>
+      </w:r>
+      <w:r>
+        <w:t xml:space="preserve"> を作る</w:t>
+      </w:r>
+    </w:p>
+    <w:p>
+      <w:pPr>
+        <w:pStyle w:val="ListParagraph"/>
+        <w:numPr>
+          <w:ilvl w:val="0"/>
+          <w:numId w:val="3"/>
+        </w:numPr>
+        <w:spacing w:after="60" w:before="0"/>
+      </w:pPr>
+      <w:r>
+        <w:t xml:space="preserve">起動: </w:t>
+      </w:r>
+      <w:r>
+        <w:rPr>
+          <w:rFonts w:ascii="BIZ UDゴシック" w:cs="BIZ UDゴシック" w:eastAsia="BIZ UDゴシック" w:hAnsi="BIZ UDゴシック"/>
+          <w:shd w:fill="E8E8E8" w:color="auto" w:val="clear"/>
+        </w:rPr>
+        <w:t xml:space="preserve">taskboard</w:t>
+      </w:r>
+      <w:r>
+        <w:t xml:space="preserve"> で </w:t>
+      </w:r>
+      <w:r>
+        <w:rPr>
+          <w:rFonts w:ascii="BIZ UDゴシック" w:cs="BIZ UDゴシック" w:eastAsia="BIZ UDゴシック" w:hAnsi="BIZ UDゴシック"/>
+          <w:shd w:fill="E8E8E8" w:color="auto" w:val="clear"/>
+        </w:rPr>
+        <w:t xml:space="preserve">docker compose -f compose.prod.yaml up -d --build</w:t>
+      </w:r>
+      <w:r>
+        <w:t xml:space="preserve">、停止: </w:t>
+      </w:r>
+      <w:r>
+        <w:rPr>
+          <w:rFonts w:ascii="BIZ UDゴシック" w:cs="BIZ UDゴシック" w:eastAsia="BIZ UDゴシック" w:hAnsi="BIZ UDゴシック"/>
+          <w:shd w:fill="E8E8E8" w:color="auto" w:val="clear"/>
+        </w:rPr>
+        <w:t xml:space="preserve">docker compose -f compose.prod.yaml down</w:t>
+      </w:r>
+    </w:p>
+    <w:p>
+      <w:pPr>
+        <w:pStyle w:val="ListParagraph"/>
+        <w:numPr>
+          <w:ilvl w:val="0"/>
+          <w:numId w:val="3"/>
+        </w:numPr>
+        <w:spacing w:after="60" w:before="0"/>
+      </w:pPr>
+      <w:r>
+        <w:t xml:space="preserve">使うメモリの目安: アプリ 約300MB、データベース 約40MB</w:t>
+      </w:r>
+    </w:p>
+    <w:p>
+      <w:pPr>
+        <w:pStyle w:val="ListParagraph"/>
+        <w:numPr>
+          <w:ilvl w:val="0"/>
+          <w:numId w:val="3"/>
+        </w:numPr>
+        <w:spacing w:after="60" w:before="0"/>
+      </w:pPr>
+      <w:r>
+        <w:t xml:space="preserve">接続できる範囲は環境変数 </w:t>
+      </w:r>
+      <w:r>
+        <w:rPr>
+          <w:rFonts w:ascii="BIZ UDゴシック" w:cs="BIZ UDゴシック" w:eastAsia="BIZ UDゴシック" w:hAnsi="BIZ UDゴシック"/>
+          <w:shd w:fill="E8E8E8" w:color="auto" w:val="clear"/>
+        </w:rPr>
+        <w:t xml:space="preserve">SERVER_ADDRESS</w:t>
+      </w:r>
+      <w:r>
+        <w:t xml:space="preserve"> で切り替える(イメージの中では </w:t>
+      </w:r>
+      <w:r>
+        <w:rPr>
+          <w:rFonts w:ascii="BIZ UDゴシック" w:cs="BIZ UDゴシック" w:eastAsia="BIZ UDゴシック" w:hAnsi="BIZ UDゴシック"/>
+          <w:shd w:fill="E8E8E8" w:color="auto" w:val="clear"/>
+        </w:rPr>
+        <w:t xml:space="preserve">0.0.0.0</w:t>
+      </w:r>
+      <w:r>
+        <w:t xml:space="preserve">。ふだんの起動では </w:t>
+      </w:r>
+      <w:r>
+        <w:rPr>
+          <w:rFonts w:ascii="BIZ UDゴシック" w:cs="BIZ UDゴシック" w:eastAsia="BIZ UDゴシック" w:hAnsi="BIZ UDゴシック"/>
+          <w:shd w:fill="E8E8E8" w:color="auto" w:val="clear"/>
+        </w:rPr>
+        <w:t xml:space="preserve">127.0.0.1</w:t>
+      </w:r>
+      <w:r>
+        <w:t xml:space="preserve"> のまま)</w:t>
+      </w:r>
+    </w:p>
+    <w:p>
+      <w:pPr>
+        <w:pStyle w:val="ListParagraph"/>
+        <w:numPr>
+          <w:ilvl w:val="0"/>
+          <w:numId w:val="3"/>
+        </w:numPr>
+        <w:spacing w:after="60" w:before="0"/>
+      </w:pPr>
+      <w:r>
+        <w:t xml:space="preserve">画面向けの情報 </w:t>
+      </w:r>
+      <w:r>
+        <w:rPr>
+          <w:rFonts w:ascii="BIZ UDゴシック" w:cs="BIZ UDゴシック" w:eastAsia="BIZ UDゴシック" w:hAnsi="BIZ UDゴシック"/>
+          <w:shd w:fill="E8E8E8" w:color="auto" w:val="clear"/>
+        </w:rPr>
+        <w:t xml:space="preserve">GET /api/app-info</w:t>
+      </w:r>
+      <w:r>
+        <w:t xml:space="preserve"> → </w:t>
+      </w:r>
+      <w:r>
+        <w:rPr>
+          <w:rFonts w:ascii="BIZ UDゴシック" w:cs="BIZ UDゴシック" w:eastAsia="BIZ UDゴシック" w:hAnsi="BIZ UDゴシック"/>
+          <w:shd w:fill="E8E8E8" w:color="auto" w:val="clear"/>
+        </w:rPr>
+        <w:t xml:space="preserve">{"demo": true, "resetLabel": "毎日 午前4時(日本時間)", "maxTasks": 100}</w:t>
       </w:r>
     </w:p>
     <w:p>

--- a/taskboard/要件定義書.docx
+++ b/taskboard/要件定義書.docx
@@ -9886,7 +9886,7 @@
         <w:t xml:space="preserve">demo</w:t>
       </w:r>
       <w:r>
-        <w:t xml:space="preserve">)と PostgreSQL を一緒に動かす。プロジェクト名は </w:t>
+        <w:t xml:space="preserve">)、PostgreSQL、入口の Caddy(HTTPS)を一緒に動かす。プロジェクト名は </w:t>
       </w:r>
       <w:r>
         <w:rPr>
@@ -9943,7 +9943,7 @@
           <w:rFonts w:ascii="BIZ UDゴシック" w:cs="BIZ UDゴシック" w:eastAsia="BIZ UDゴシック" w:hAnsi="BIZ UDゴシック"/>
           <w:shd w:fill="E8E8E8" w:color="auto" w:val="clear"/>
         </w:rPr>
-        <w:t xml:space="preserve">APP_PORT</w:t>
+        <w:t xml:space="preserve">SITE_ADDRESS</w:t>
       </w:r>
       <w:r>
         <w:t xml:space="preserve">)。コピーして </w:t>
@@ -10053,6 +10053,89 @@
       </w:r>
       <w:r>
         <w:t xml:space="preserve"> のまま)</w:t>
+      </w:r>
+    </w:p>
+    <w:p>
+      <w:pPr>
+        <w:pStyle w:val="ListParagraph"/>
+        <w:numPr>
+          <w:ilvl w:val="0"/>
+          <w:numId w:val="3"/>
+        </w:numPr>
+        <w:spacing w:after="60" w:before="0"/>
+      </w:pPr>
+      <w:r>
+        <w:rPr>
+          <w:rFonts w:ascii="BIZ UDゴシック" w:cs="BIZ UDゴシック" w:eastAsia="BIZ UDゴシック" w:hAnsi="BIZ UDゴシック"/>
+          <w:shd w:fill="E8E8E8" w:color="auto" w:val="clear"/>
+        </w:rPr>
+        <w:t xml:space="preserve">taskboard/deploy/aws/</w:t>
+      </w:r>
+      <w:r>
+        <w:t xml:space="preserve">: AWS(東京、EC2 t4g.micro、Amazon Linux 2023)で公開するためのもの。</w:t>
+      </w:r>
+      <w:r>
+        <w:rPr>
+          <w:rFonts w:ascii="BIZ UDゴシック" w:cs="BIZ UDゴシック" w:eastAsia="BIZ UDゴシック" w:hAnsi="BIZ UDゴシック"/>
+          <w:shd w:fill="E8E8E8" w:color="auto" w:val="clear"/>
+        </w:rPr>
+        <w:t xml:space="preserve">user-data.sh</w:t>
+      </w:r>
+      <w:r>
+        <w:t xml:space="preserve">(初回起動時にサーバーを準備)、</w:t>
+      </w:r>
+      <w:r>
+        <w:rPr>
+          <w:rFonts w:ascii="BIZ UDゴシック" w:cs="BIZ UDゴシック" w:eastAsia="BIZ UDゴシック" w:hAnsi="BIZ UDゴシック"/>
+          <w:shd w:fill="E8E8E8" w:color="auto" w:val="clear"/>
+        </w:rPr>
+        <w:t xml:space="preserve">Caddyfile</w:t>
+      </w:r>
+      <w:r>
+        <w:t xml:space="preserve">(HTTPS の入口。</w:t>
+      </w:r>
+      <w:r>
+        <w:rPr>
+          <w:rFonts w:ascii="BIZ UDゴシック" w:cs="BIZ UDゴシック" w:eastAsia="BIZ UDゴシック" w:hAnsi="BIZ UDゴシック"/>
+          <w:shd w:fill="E8E8E8" w:color="auto" w:val="clear"/>
+        </w:rPr>
+        <w:t xml:space="preserve">&lt;IP&gt;.sslip.io</w:t>
+      </w:r>
+      <w:r>
+        <w:t xml:space="preserve"> の証明書を自動で取得)、</w:t>
+      </w:r>
+      <w:r>
+        <w:rPr>
+          <w:rFonts w:ascii="BIZ UDゴシック" w:cs="BIZ UDゴシック" w:eastAsia="BIZ UDゴシック" w:hAnsi="BIZ UDゴシック"/>
+          <w:shd w:fill="E8E8E8" w:color="auto" w:val="clear"/>
+        </w:rPr>
+        <w:t xml:space="preserve">start.ps1</w:t>
+      </w:r>
+      <w:r>
+        <w:t xml:space="preserve"> / </w:t>
+      </w:r>
+      <w:r>
+        <w:rPr>
+          <w:rFonts w:ascii="BIZ UDゴシック" w:cs="BIZ UDゴシック" w:eastAsia="BIZ UDゴシック" w:hAnsi="BIZ UDゴシック"/>
+          <w:shd w:fill="E8E8E8" w:color="auto" w:val="clear"/>
+        </w:rPr>
+        <w:t xml:space="preserve">stop.ps1</w:t>
+      </w:r>
+      <w:r>
+        <w:t xml:space="preserve">(起動・停止)</w:t>
+      </w:r>
+    </w:p>
+    <w:p>
+      <w:pPr>
+        <w:pStyle w:val="ListParagraph"/>
+        <w:numPr>
+          <w:ilvl w:val="0"/>
+          <w:numId w:val="3"/>
+        </w:numPr>
+        <w:spacing w:after="60" w:before="0"/>
+      </w:pPr>
+      <w:r>
+        <w:t xml:space="preserve">運用: 必要な期間だけ起動する。止めて起動し直すと IP が変わるため、公開アドレスも変わる。セキュリティグループは 80/443 のみ開放。料金は稼働中 約2〜3円/時間、停止中 月約150円(保存領域)。CloudFront は AWS のアカウント確認待ちのため未使用</w:t>
       </w:r>
     </w:p>
     <w:p>

--- a/taskboard/要件定義書.docx
+++ b/taskboard/要件定義書.docx
@@ -547,7 +547,7 @@
         <w:spacing w:after="60" w:before="0"/>
       </w:pPr>
       <w:r>
-        <w:t xml:space="preserve">画面の上に「体験版です」と、元に戻る時刻・上限・個人情報を入力しないでほしい旨を表示する</w:t>
+        <w:t xml:space="preserve">画面の上に控えめな枠で、元に戻る時刻・上限・個人情報を入力しないでほしい旨を表示する</w:t>
       </w:r>
     </w:p>
     <w:p>
